--- a/docs/tables/carbo/sec8_lm_d365_c30.docx
+++ b/docs/tables/carbo/sec8_lm_d365_c30.docx
@@ -20,7 +20,7 @@
         <w:gridCol w:w="2869"/>
         <w:gridCol w:w="778"/>
         <w:gridCol w:w="912"/>
-        <w:gridCol w:w="1536"/>
+        <w:gridCol w:w="1463"/>
         <w:gridCol w:w="1181"/>
         <w:gridCol w:w="778"/>
         <w:gridCol w:w="912"/>
@@ -2043,113 +2043,113 @@
                 <w:szCs w:val="22"/>
                 <w:color w:val="000000"/>
               </w:rPr>
-              <w:t xml:space="preserve">1.3</w:t>
-            </w:r>
-          </w:p>
-        </w:tc>
-        <w:tc>
-          <w:tcPr>
-            <w:tcBorders>
-              <w:bottom w:val="none" w:sz="0" w:space="0" w:color="000000"/>
-              <w:top w:val="none" w:sz="0" w:space="0" w:color="000000"/>
-              <w:left w:val="none" w:sz="0" w:space="0" w:color="000000"/>
-              <w:right w:val="none" w:sz="0" w:space="0" w:color="000000"/>
-            </w:tcBorders>
-            <w:shd w:val="clear" w:color="auto" w:fill="FFFFFF"/>
-            <w:tcMar>
-              <w:top w:w="0" w:type="dxa"/>
-              <w:bottom w:w="0" w:type="dxa"/>
-              <w:left w:w="0" w:type="dxa"/>
-              <w:right w:w="0" w:type="dxa"/>
-            </w:tcMar>
-            <w:vAlign w:val="top"/>
-          </w:tcPr>
-          <w:p>
-            <w:pPr>
-              <w:pStyle w:val="Normal"/>
-              <w:jc w:val="center"/>
-              <w:pBdr>
-                <w:bottom w:val="none" w:sz="0" w:space="0" w:color="000000"/>
-                <w:top w:val="none" w:sz="0" w:space="0" w:color="000000"/>
-                <w:left w:val="none" w:sz="0" w:space="0" w:color="000000"/>
-                <w:right w:val="none" w:sz="0" w:space="0" w:color="000000"/>
-              </w:pBdr>
-              <w:spacing w:after="100" w:before="100" w:line="240"/>
-              <w:ind w:left="100" w:right="100" w:firstLine="0" w:firstLineChars="0"/>
-              <w:rPr>
-                <w:rFonts w:ascii="Helvetica" w:hAnsi="Helvetica" w:eastAsia="Helvetica" w:cs="Helvetica"/>
-                <w:i w:val="false"/>
-                <w:b w:val="false"/>
-                <w:u w:val="none"/>
-                <w:sz w:val="22"/>
-                <w:szCs w:val="22"/>
-                <w:color w:val="000000"/>
-              </w:rPr>
-            </w:pPr>
-            <w:r>
-              <w:rPr>
-                <w:rFonts w:ascii="Helvetica" w:hAnsi="Helvetica" w:eastAsia="Helvetica" w:cs="Helvetica"/>
-                <w:i w:val="false"/>
-                <w:b w:val="false"/>
-                <w:u w:val="none"/>
-                <w:sz w:val="22"/>
-                <w:szCs w:val="22"/>
-                <w:color w:val="000000"/>
-              </w:rPr>
-              <w:t xml:space="preserve">-6.9, 9.4</w:t>
-            </w:r>
-          </w:p>
-        </w:tc>
-        <w:tc>
-          <w:tcPr>
-            <w:tcBorders>
-              <w:bottom w:val="none" w:sz="0" w:space="0" w:color="000000"/>
-              <w:top w:val="none" w:sz="0" w:space="0" w:color="000000"/>
-              <w:left w:val="none" w:sz="0" w:space="0" w:color="000000"/>
-              <w:right w:val="none" w:sz="0" w:space="0" w:color="000000"/>
-            </w:tcBorders>
-            <w:shd w:val="clear" w:color="auto" w:fill="FFFFFF"/>
-            <w:tcMar>
-              <w:top w:w="0" w:type="dxa"/>
-              <w:bottom w:w="0" w:type="dxa"/>
-              <w:left w:w="0" w:type="dxa"/>
-              <w:right w:w="0" w:type="dxa"/>
-            </w:tcMar>
-            <w:vAlign w:val="top"/>
-          </w:tcPr>
-          <w:p>
-            <w:pPr>
-              <w:pStyle w:val="Normal"/>
-              <w:jc w:val="center"/>
-              <w:pBdr>
-                <w:bottom w:val="none" w:sz="0" w:space="0" w:color="000000"/>
-                <w:top w:val="none" w:sz="0" w:space="0" w:color="000000"/>
-                <w:left w:val="none" w:sz="0" w:space="0" w:color="000000"/>
-                <w:right w:val="none" w:sz="0" w:space="0" w:color="000000"/>
-              </w:pBdr>
-              <w:spacing w:after="100" w:before="100" w:line="240"/>
-              <w:ind w:left="100" w:right="100" w:firstLine="0" w:firstLineChars="0"/>
-              <w:rPr>
-                <w:rFonts w:ascii="Helvetica" w:hAnsi="Helvetica" w:eastAsia="Helvetica" w:cs="Helvetica"/>
-                <w:i w:val="false"/>
-                <w:b w:val="false"/>
-                <w:u w:val="none"/>
-                <w:sz w:val="22"/>
-                <w:szCs w:val="22"/>
-                <w:color w:val="000000"/>
-              </w:rPr>
-            </w:pPr>
-            <w:r>
-              <w:rPr>
-                <w:rFonts w:ascii="Helvetica" w:hAnsi="Helvetica" w:eastAsia="Helvetica" w:cs="Helvetica"/>
-                <w:i w:val="false"/>
-                <w:b w:val="false"/>
-                <w:u w:val="none"/>
-                <w:sz w:val="22"/>
-                <w:szCs w:val="22"/>
-                <w:color w:val="000000"/>
-              </w:rPr>
-              <w:t xml:space="preserve">0.757</w:t>
+              <w:t xml:space="preserve">-0.27</w:t>
+            </w:r>
+          </w:p>
+        </w:tc>
+        <w:tc>
+          <w:tcPr>
+            <w:tcBorders>
+              <w:bottom w:val="none" w:sz="0" w:space="0" w:color="000000"/>
+              <w:top w:val="none" w:sz="0" w:space="0" w:color="000000"/>
+              <w:left w:val="none" w:sz="0" w:space="0" w:color="000000"/>
+              <w:right w:val="none" w:sz="0" w:space="0" w:color="000000"/>
+            </w:tcBorders>
+            <w:shd w:val="clear" w:color="auto" w:fill="FFFFFF"/>
+            <w:tcMar>
+              <w:top w:w="0" w:type="dxa"/>
+              <w:bottom w:w="0" w:type="dxa"/>
+              <w:left w:w="0" w:type="dxa"/>
+              <w:right w:w="0" w:type="dxa"/>
+            </w:tcMar>
+            <w:vAlign w:val="top"/>
+          </w:tcPr>
+          <w:p>
+            <w:pPr>
+              <w:pStyle w:val="Normal"/>
+              <w:jc w:val="center"/>
+              <w:pBdr>
+                <w:bottom w:val="none" w:sz="0" w:space="0" w:color="000000"/>
+                <w:top w:val="none" w:sz="0" w:space="0" w:color="000000"/>
+                <w:left w:val="none" w:sz="0" w:space="0" w:color="000000"/>
+                <w:right w:val="none" w:sz="0" w:space="0" w:color="000000"/>
+              </w:pBdr>
+              <w:spacing w:after="100" w:before="100" w:line="240"/>
+              <w:ind w:left="100" w:right="100" w:firstLine="0" w:firstLineChars="0"/>
+              <w:rPr>
+                <w:rFonts w:ascii="Helvetica" w:hAnsi="Helvetica" w:eastAsia="Helvetica" w:cs="Helvetica"/>
+                <w:i w:val="false"/>
+                <w:b w:val="false"/>
+                <w:u w:val="none"/>
+                <w:sz w:val="22"/>
+                <w:szCs w:val="22"/>
+                <w:color w:val="000000"/>
+              </w:rPr>
+            </w:pPr>
+            <w:r>
+              <w:rPr>
+                <w:rFonts w:ascii="Helvetica" w:hAnsi="Helvetica" w:eastAsia="Helvetica" w:cs="Helvetica"/>
+                <w:i w:val="false"/>
+                <w:b w:val="false"/>
+                <w:u w:val="none"/>
+                <w:sz w:val="22"/>
+                <w:szCs w:val="22"/>
+                <w:color w:val="000000"/>
+              </w:rPr>
+              <w:t xml:space="preserve">-8.9, 8.4</w:t>
+            </w:r>
+          </w:p>
+        </w:tc>
+        <w:tc>
+          <w:tcPr>
+            <w:tcBorders>
+              <w:bottom w:val="none" w:sz="0" w:space="0" w:color="000000"/>
+              <w:top w:val="none" w:sz="0" w:space="0" w:color="000000"/>
+              <w:left w:val="none" w:sz="0" w:space="0" w:color="000000"/>
+              <w:right w:val="none" w:sz="0" w:space="0" w:color="000000"/>
+            </w:tcBorders>
+            <w:shd w:val="clear" w:color="auto" w:fill="FFFFFF"/>
+            <w:tcMar>
+              <w:top w:w="0" w:type="dxa"/>
+              <w:bottom w:w="0" w:type="dxa"/>
+              <w:left w:w="0" w:type="dxa"/>
+              <w:right w:w="0" w:type="dxa"/>
+            </w:tcMar>
+            <w:vAlign w:val="top"/>
+          </w:tcPr>
+          <w:p>
+            <w:pPr>
+              <w:pStyle w:val="Normal"/>
+              <w:jc w:val="center"/>
+              <w:pBdr>
+                <w:bottom w:val="none" w:sz="0" w:space="0" w:color="000000"/>
+                <w:top w:val="none" w:sz="0" w:space="0" w:color="000000"/>
+                <w:left w:val="none" w:sz="0" w:space="0" w:color="000000"/>
+                <w:right w:val="none" w:sz="0" w:space="0" w:color="000000"/>
+              </w:pBdr>
+              <w:spacing w:after="100" w:before="100" w:line="240"/>
+              <w:ind w:left="100" w:right="100" w:firstLine="0" w:firstLineChars="0"/>
+              <w:rPr>
+                <w:rFonts w:ascii="Helvetica" w:hAnsi="Helvetica" w:eastAsia="Helvetica" w:cs="Helvetica"/>
+                <w:i w:val="false"/>
+                <w:b w:val="false"/>
+                <w:u w:val="none"/>
+                <w:sz w:val="22"/>
+                <w:szCs w:val="22"/>
+                <w:color w:val="000000"/>
+              </w:rPr>
+            </w:pPr>
+            <w:r>
+              <w:rPr>
+                <w:rFonts w:ascii="Helvetica" w:hAnsi="Helvetica" w:eastAsia="Helvetica" w:cs="Helvetica"/>
+                <w:i w:val="false"/>
+                <w:b w:val="false"/>
+                <w:u w:val="none"/>
+                <w:sz w:val="22"/>
+                <w:szCs w:val="22"/>
+                <w:color w:val="000000"/>
+              </w:rPr>
+              <w:t xml:space="preserve">0.950</w:t>
             </w:r>
           </w:p>
         </w:tc>
@@ -2526,113 +2526,113 @@
                 <w:szCs w:val="22"/>
                 <w:color w:val="000000"/>
               </w:rPr>
-              <w:t xml:space="preserve">-0.13</w:t>
-            </w:r>
-          </w:p>
-        </w:tc>
-        <w:tc>
-          <w:tcPr>
-            <w:tcBorders>
-              <w:bottom w:val="none" w:sz="0" w:space="0" w:color="000000"/>
-              <w:top w:val="none" w:sz="0" w:space="0" w:color="000000"/>
-              <w:left w:val="none" w:sz="0" w:space="0" w:color="000000"/>
-              <w:right w:val="none" w:sz="0" w:space="0" w:color="000000"/>
-            </w:tcBorders>
-            <w:shd w:val="clear" w:color="auto" w:fill="FFFFFF"/>
-            <w:tcMar>
-              <w:top w:w="0" w:type="dxa"/>
-              <w:bottom w:w="0" w:type="dxa"/>
-              <w:left w:w="0" w:type="dxa"/>
-              <w:right w:w="0" w:type="dxa"/>
-            </w:tcMar>
-            <w:vAlign w:val="top"/>
-          </w:tcPr>
-          <w:p>
-            <w:pPr>
-              <w:pStyle w:val="Normal"/>
-              <w:jc w:val="center"/>
-              <w:pBdr>
-                <w:bottom w:val="none" w:sz="0" w:space="0" w:color="000000"/>
-                <w:top w:val="none" w:sz="0" w:space="0" w:color="000000"/>
-                <w:left w:val="none" w:sz="0" w:space="0" w:color="000000"/>
-                <w:right w:val="none" w:sz="0" w:space="0" w:color="000000"/>
-              </w:pBdr>
-              <w:spacing w:after="100" w:before="100" w:line="240"/>
-              <w:ind w:left="100" w:right="100" w:firstLine="0" w:firstLineChars="0"/>
-              <w:rPr>
-                <w:rFonts w:ascii="Helvetica" w:hAnsi="Helvetica" w:eastAsia="Helvetica" w:cs="Helvetica"/>
-                <w:i w:val="false"/>
-                <w:b w:val="false"/>
-                <w:u w:val="none"/>
-                <w:sz w:val="22"/>
-                <w:szCs w:val="22"/>
-                <w:color w:val="000000"/>
-              </w:rPr>
-            </w:pPr>
-            <w:r>
-              <w:rPr>
-                <w:rFonts w:ascii="Helvetica" w:hAnsi="Helvetica" w:eastAsia="Helvetica" w:cs="Helvetica"/>
-                <w:i w:val="false"/>
-                <w:b w:val="false"/>
-                <w:u w:val="none"/>
-                <w:sz w:val="22"/>
-                <w:szCs w:val="22"/>
-                <w:color w:val="000000"/>
-              </w:rPr>
-              <w:t xml:space="preserve">-0.43, 0.16</w:t>
-            </w:r>
-          </w:p>
-        </w:tc>
-        <w:tc>
-          <w:tcPr>
-            <w:tcBorders>
-              <w:bottom w:val="none" w:sz="0" w:space="0" w:color="000000"/>
-              <w:top w:val="none" w:sz="0" w:space="0" w:color="000000"/>
-              <w:left w:val="none" w:sz="0" w:space="0" w:color="000000"/>
-              <w:right w:val="none" w:sz="0" w:space="0" w:color="000000"/>
-            </w:tcBorders>
-            <w:shd w:val="clear" w:color="auto" w:fill="FFFFFF"/>
-            <w:tcMar>
-              <w:top w:w="0" w:type="dxa"/>
-              <w:bottom w:w="0" w:type="dxa"/>
-              <w:left w:w="0" w:type="dxa"/>
-              <w:right w:w="0" w:type="dxa"/>
-            </w:tcMar>
-            <w:vAlign w:val="top"/>
-          </w:tcPr>
-          <w:p>
-            <w:pPr>
-              <w:pStyle w:val="Normal"/>
-              <w:jc w:val="center"/>
-              <w:pBdr>
-                <w:bottom w:val="none" w:sz="0" w:space="0" w:color="000000"/>
-                <w:top w:val="none" w:sz="0" w:space="0" w:color="000000"/>
-                <w:left w:val="none" w:sz="0" w:space="0" w:color="000000"/>
-                <w:right w:val="none" w:sz="0" w:space="0" w:color="000000"/>
-              </w:pBdr>
-              <w:spacing w:after="100" w:before="100" w:line="240"/>
-              <w:ind w:left="100" w:right="100" w:firstLine="0" w:firstLineChars="0"/>
-              <w:rPr>
-                <w:rFonts w:ascii="Helvetica" w:hAnsi="Helvetica" w:eastAsia="Helvetica" w:cs="Helvetica"/>
-                <w:i w:val="false"/>
-                <w:b w:val="false"/>
-                <w:u w:val="none"/>
-                <w:sz w:val="22"/>
-                <w:szCs w:val="22"/>
-                <w:color w:val="000000"/>
-              </w:rPr>
-            </w:pPr>
-            <w:r>
-              <w:rPr>
-                <w:rFonts w:ascii="Helvetica" w:hAnsi="Helvetica" w:eastAsia="Helvetica" w:cs="Helvetica"/>
-                <w:i w:val="false"/>
-                <w:b w:val="false"/>
-                <w:u w:val="none"/>
-                <w:sz w:val="22"/>
-                <w:szCs w:val="22"/>
-                <w:color w:val="000000"/>
-              </w:rPr>
-              <w:t xml:space="preserve">0.372</w:t>
+              <w:t xml:space="preserve">-0.04</w:t>
+            </w:r>
+          </w:p>
+        </w:tc>
+        <w:tc>
+          <w:tcPr>
+            <w:tcBorders>
+              <w:bottom w:val="none" w:sz="0" w:space="0" w:color="000000"/>
+              <w:top w:val="none" w:sz="0" w:space="0" w:color="000000"/>
+              <w:left w:val="none" w:sz="0" w:space="0" w:color="000000"/>
+              <w:right w:val="none" w:sz="0" w:space="0" w:color="000000"/>
+            </w:tcBorders>
+            <w:shd w:val="clear" w:color="auto" w:fill="FFFFFF"/>
+            <w:tcMar>
+              <w:top w:w="0" w:type="dxa"/>
+              <w:bottom w:w="0" w:type="dxa"/>
+              <w:left w:w="0" w:type="dxa"/>
+              <w:right w:w="0" w:type="dxa"/>
+            </w:tcMar>
+            <w:vAlign w:val="top"/>
+          </w:tcPr>
+          <w:p>
+            <w:pPr>
+              <w:pStyle w:val="Normal"/>
+              <w:jc w:val="center"/>
+              <w:pBdr>
+                <w:bottom w:val="none" w:sz="0" w:space="0" w:color="000000"/>
+                <w:top w:val="none" w:sz="0" w:space="0" w:color="000000"/>
+                <w:left w:val="none" w:sz="0" w:space="0" w:color="000000"/>
+                <w:right w:val="none" w:sz="0" w:space="0" w:color="000000"/>
+              </w:pBdr>
+              <w:spacing w:after="100" w:before="100" w:line="240"/>
+              <w:ind w:left="100" w:right="100" w:firstLine="0" w:firstLineChars="0"/>
+              <w:rPr>
+                <w:rFonts w:ascii="Helvetica" w:hAnsi="Helvetica" w:eastAsia="Helvetica" w:cs="Helvetica"/>
+                <w:i w:val="false"/>
+                <w:b w:val="false"/>
+                <w:u w:val="none"/>
+                <w:sz w:val="22"/>
+                <w:szCs w:val="22"/>
+                <w:color w:val="000000"/>
+              </w:rPr>
+            </w:pPr>
+            <w:r>
+              <w:rPr>
+                <w:rFonts w:ascii="Helvetica" w:hAnsi="Helvetica" w:eastAsia="Helvetica" w:cs="Helvetica"/>
+                <w:i w:val="false"/>
+                <w:b w:val="false"/>
+                <w:u w:val="none"/>
+                <w:sz w:val="22"/>
+                <w:szCs w:val="22"/>
+                <w:color w:val="000000"/>
+              </w:rPr>
+              <w:t xml:space="preserve">-0.32, 0.24</w:t>
+            </w:r>
+          </w:p>
+        </w:tc>
+        <w:tc>
+          <w:tcPr>
+            <w:tcBorders>
+              <w:bottom w:val="none" w:sz="0" w:space="0" w:color="000000"/>
+              <w:top w:val="none" w:sz="0" w:space="0" w:color="000000"/>
+              <w:left w:val="none" w:sz="0" w:space="0" w:color="000000"/>
+              <w:right w:val="none" w:sz="0" w:space="0" w:color="000000"/>
+            </w:tcBorders>
+            <w:shd w:val="clear" w:color="auto" w:fill="FFFFFF"/>
+            <w:tcMar>
+              <w:top w:w="0" w:type="dxa"/>
+              <w:bottom w:w="0" w:type="dxa"/>
+              <w:left w:w="0" w:type="dxa"/>
+              <w:right w:w="0" w:type="dxa"/>
+            </w:tcMar>
+            <w:vAlign w:val="top"/>
+          </w:tcPr>
+          <w:p>
+            <w:pPr>
+              <w:pStyle w:val="Normal"/>
+              <w:jc w:val="center"/>
+              <w:pBdr>
+                <w:bottom w:val="none" w:sz="0" w:space="0" w:color="000000"/>
+                <w:top w:val="none" w:sz="0" w:space="0" w:color="000000"/>
+                <w:left w:val="none" w:sz="0" w:space="0" w:color="000000"/>
+                <w:right w:val="none" w:sz="0" w:space="0" w:color="000000"/>
+              </w:pBdr>
+              <w:spacing w:after="100" w:before="100" w:line="240"/>
+              <w:ind w:left="100" w:right="100" w:firstLine="0" w:firstLineChars="0"/>
+              <w:rPr>
+                <w:rFonts w:ascii="Helvetica" w:hAnsi="Helvetica" w:eastAsia="Helvetica" w:cs="Helvetica"/>
+                <w:i w:val="false"/>
+                <w:b w:val="false"/>
+                <w:u w:val="none"/>
+                <w:sz w:val="22"/>
+                <w:szCs w:val="22"/>
+                <w:color w:val="000000"/>
+              </w:rPr>
+            </w:pPr>
+            <w:r>
+              <w:rPr>
+                <w:rFonts w:ascii="Helvetica" w:hAnsi="Helvetica" w:eastAsia="Helvetica" w:cs="Helvetica"/>
+                <w:i w:val="false"/>
+                <w:b w:val="false"/>
+                <w:u w:val="none"/>
+                <w:sz w:val="22"/>
+                <w:szCs w:val="22"/>
+                <w:color w:val="000000"/>
+              </w:rPr>
+              <w:t xml:space="preserve">0.783</w:t>
             </w:r>
           </w:p>
         </w:tc>
@@ -3975,113 +3975,113 @@
                 <w:szCs w:val="22"/>
                 <w:color w:val="000000"/>
               </w:rPr>
-              <w:t xml:space="preserve">-11</w:t>
-            </w:r>
-          </w:p>
-        </w:tc>
-        <w:tc>
-          <w:tcPr>
-            <w:tcBorders>
-              <w:bottom w:val="none" w:sz="0" w:space="0" w:color="000000"/>
-              <w:top w:val="none" w:sz="0" w:space="0" w:color="000000"/>
-              <w:left w:val="none" w:sz="0" w:space="0" w:color="000000"/>
-              <w:right w:val="none" w:sz="0" w:space="0" w:color="000000"/>
-            </w:tcBorders>
-            <w:shd w:val="clear" w:color="auto" w:fill="FFFFFF"/>
-            <w:tcMar>
-              <w:top w:w="0" w:type="dxa"/>
-              <w:bottom w:w="0" w:type="dxa"/>
-              <w:left w:w="0" w:type="dxa"/>
-              <w:right w:w="0" w:type="dxa"/>
-            </w:tcMar>
-            <w:vAlign w:val="top"/>
-          </w:tcPr>
-          <w:p>
-            <w:pPr>
-              <w:pStyle w:val="Normal"/>
-              <w:jc w:val="center"/>
-              <w:pBdr>
-                <w:bottom w:val="none" w:sz="0" w:space="0" w:color="000000"/>
-                <w:top w:val="none" w:sz="0" w:space="0" w:color="000000"/>
-                <w:left w:val="none" w:sz="0" w:space="0" w:color="000000"/>
-                <w:right w:val="none" w:sz="0" w:space="0" w:color="000000"/>
-              </w:pBdr>
-              <w:spacing w:after="100" w:before="100" w:line="240"/>
-              <w:ind w:left="100" w:right="100" w:firstLine="0" w:firstLineChars="0"/>
-              <w:rPr>
-                <w:rFonts w:ascii="Helvetica" w:hAnsi="Helvetica" w:eastAsia="Helvetica" w:cs="Helvetica"/>
-                <w:i w:val="false"/>
-                <w:b w:val="false"/>
-                <w:u w:val="none"/>
-                <w:sz w:val="22"/>
-                <w:szCs w:val="22"/>
-                <w:color w:val="000000"/>
-              </w:rPr>
-            </w:pPr>
-            <w:r>
-              <w:rPr>
-                <w:rFonts w:ascii="Helvetica" w:hAnsi="Helvetica" w:eastAsia="Helvetica" w:cs="Helvetica"/>
-                <w:i w:val="false"/>
-                <w:b w:val="false"/>
-                <w:u w:val="none"/>
-                <w:sz w:val="22"/>
-                <w:szCs w:val="22"/>
-                <w:color w:val="000000"/>
-              </w:rPr>
-              <w:t xml:space="preserve">-23, -0.37</w:t>
-            </w:r>
-          </w:p>
-        </w:tc>
-        <w:tc>
-          <w:tcPr>
-            <w:tcBorders>
-              <w:bottom w:val="none" w:sz="0" w:space="0" w:color="000000"/>
-              <w:top w:val="none" w:sz="0" w:space="0" w:color="000000"/>
-              <w:left w:val="none" w:sz="0" w:space="0" w:color="000000"/>
-              <w:right w:val="none" w:sz="0" w:space="0" w:color="000000"/>
-            </w:tcBorders>
-            <w:shd w:val="clear" w:color="auto" w:fill="FFFFFF"/>
-            <w:tcMar>
-              <w:top w:w="0" w:type="dxa"/>
-              <w:bottom w:w="0" w:type="dxa"/>
-              <w:left w:w="0" w:type="dxa"/>
-              <w:right w:w="0" w:type="dxa"/>
-            </w:tcMar>
-            <w:vAlign w:val="top"/>
-          </w:tcPr>
-          <w:p>
-            <w:pPr>
-              <w:pStyle w:val="Normal"/>
-              <w:jc w:val="center"/>
-              <w:pBdr>
-                <w:bottom w:val="none" w:sz="0" w:space="0" w:color="000000"/>
-                <w:top w:val="none" w:sz="0" w:space="0" w:color="000000"/>
-                <w:left w:val="none" w:sz="0" w:space="0" w:color="000000"/>
-                <w:right w:val="none" w:sz="0" w:space="0" w:color="000000"/>
-              </w:pBdr>
-              <w:spacing w:after="100" w:before="100" w:line="240"/>
-              <w:ind w:left="100" w:right="100" w:firstLine="0" w:firstLineChars="0"/>
-              <w:rPr>
-                <w:rFonts w:ascii="Helvetica" w:hAnsi="Helvetica" w:eastAsia="Helvetica" w:cs="Helvetica"/>
-                <w:i w:val="false"/>
-                <w:b w:val="false"/>
-                <w:u w:val="none"/>
-                <w:sz w:val="22"/>
-                <w:szCs w:val="22"/>
-                <w:color w:val="000000"/>
-              </w:rPr>
-            </w:pPr>
-            <w:r>
-              <w:rPr>
-                <w:rFonts w:ascii="Helvetica" w:hAnsi="Helvetica" w:eastAsia="Helvetica" w:cs="Helvetica"/>
-                <w:i w:val="false"/>
-                <w:b w:val="false"/>
-                <w:u w:val="none"/>
-                <w:sz w:val="22"/>
-                <w:szCs w:val="22"/>
-                <w:color w:val="000000"/>
-              </w:rPr>
-              <w:t xml:space="preserve">0.043</w:t>
+              <w:t xml:space="preserve">-12</w:t>
+            </w:r>
+          </w:p>
+        </w:tc>
+        <w:tc>
+          <w:tcPr>
+            <w:tcBorders>
+              <w:bottom w:val="none" w:sz="0" w:space="0" w:color="000000"/>
+              <w:top w:val="none" w:sz="0" w:space="0" w:color="000000"/>
+              <w:left w:val="none" w:sz="0" w:space="0" w:color="000000"/>
+              <w:right w:val="none" w:sz="0" w:space="0" w:color="000000"/>
+            </w:tcBorders>
+            <w:shd w:val="clear" w:color="auto" w:fill="FFFFFF"/>
+            <w:tcMar>
+              <w:top w:w="0" w:type="dxa"/>
+              <w:bottom w:w="0" w:type="dxa"/>
+              <w:left w:w="0" w:type="dxa"/>
+              <w:right w:w="0" w:type="dxa"/>
+            </w:tcMar>
+            <w:vAlign w:val="top"/>
+          </w:tcPr>
+          <w:p>
+            <w:pPr>
+              <w:pStyle w:val="Normal"/>
+              <w:jc w:val="center"/>
+              <w:pBdr>
+                <w:bottom w:val="none" w:sz="0" w:space="0" w:color="000000"/>
+                <w:top w:val="none" w:sz="0" w:space="0" w:color="000000"/>
+                <w:left w:val="none" w:sz="0" w:space="0" w:color="000000"/>
+                <w:right w:val="none" w:sz="0" w:space="0" w:color="000000"/>
+              </w:pBdr>
+              <w:spacing w:after="100" w:before="100" w:line="240"/>
+              <w:ind w:left="100" w:right="100" w:firstLine="0" w:firstLineChars="0"/>
+              <w:rPr>
+                <w:rFonts w:ascii="Helvetica" w:hAnsi="Helvetica" w:eastAsia="Helvetica" w:cs="Helvetica"/>
+                <w:i w:val="false"/>
+                <w:b w:val="false"/>
+                <w:u w:val="none"/>
+                <w:sz w:val="22"/>
+                <w:szCs w:val="22"/>
+                <w:color w:val="000000"/>
+              </w:rPr>
+            </w:pPr>
+            <w:r>
+              <w:rPr>
+                <w:rFonts w:ascii="Helvetica" w:hAnsi="Helvetica" w:eastAsia="Helvetica" w:cs="Helvetica"/>
+                <w:i w:val="false"/>
+                <w:b w:val="false"/>
+                <w:u w:val="none"/>
+                <w:sz w:val="22"/>
+                <w:szCs w:val="22"/>
+                <w:color w:val="000000"/>
+              </w:rPr>
+              <w:t xml:space="preserve">-24, -1.2</w:t>
+            </w:r>
+          </w:p>
+        </w:tc>
+        <w:tc>
+          <w:tcPr>
+            <w:tcBorders>
+              <w:bottom w:val="none" w:sz="0" w:space="0" w:color="000000"/>
+              <w:top w:val="none" w:sz="0" w:space="0" w:color="000000"/>
+              <w:left w:val="none" w:sz="0" w:space="0" w:color="000000"/>
+              <w:right w:val="none" w:sz="0" w:space="0" w:color="000000"/>
+            </w:tcBorders>
+            <w:shd w:val="clear" w:color="auto" w:fill="FFFFFF"/>
+            <w:tcMar>
+              <w:top w:w="0" w:type="dxa"/>
+              <w:bottom w:w="0" w:type="dxa"/>
+              <w:left w:w="0" w:type="dxa"/>
+              <w:right w:w="0" w:type="dxa"/>
+            </w:tcMar>
+            <w:vAlign w:val="top"/>
+          </w:tcPr>
+          <w:p>
+            <w:pPr>
+              <w:pStyle w:val="Normal"/>
+              <w:jc w:val="center"/>
+              <w:pBdr>
+                <w:bottom w:val="none" w:sz="0" w:space="0" w:color="000000"/>
+                <w:top w:val="none" w:sz="0" w:space="0" w:color="000000"/>
+                <w:left w:val="none" w:sz="0" w:space="0" w:color="000000"/>
+                <w:right w:val="none" w:sz="0" w:space="0" w:color="000000"/>
+              </w:pBdr>
+              <w:spacing w:after="100" w:before="100" w:line="240"/>
+              <w:ind w:left="100" w:right="100" w:firstLine="0" w:firstLineChars="0"/>
+              <w:rPr>
+                <w:rFonts w:ascii="Helvetica" w:hAnsi="Helvetica" w:eastAsia="Helvetica" w:cs="Helvetica"/>
+                <w:i w:val="false"/>
+                <w:b w:val="false"/>
+                <w:u w:val="none"/>
+                <w:sz w:val="22"/>
+                <w:szCs w:val="22"/>
+                <w:color w:val="000000"/>
+              </w:rPr>
+            </w:pPr>
+            <w:r>
+              <w:rPr>
+                <w:rFonts w:ascii="Helvetica" w:hAnsi="Helvetica" w:eastAsia="Helvetica" w:cs="Helvetica"/>
+                <w:i w:val="false"/>
+                <w:b w:val="false"/>
+                <w:u w:val="none"/>
+                <w:sz w:val="22"/>
+                <w:szCs w:val="22"/>
+                <w:color w:val="000000"/>
+              </w:rPr>
+              <w:t xml:space="preserve">0.030</w:t>
             </w:r>
           </w:p>
         </w:tc>
@@ -4458,113 +4458,113 @@
                 <w:szCs w:val="22"/>
                 <w:color w:val="000000"/>
               </w:rPr>
-              <w:t xml:space="preserve">0.35</w:t>
-            </w:r>
-          </w:p>
-        </w:tc>
-        <w:tc>
-          <w:tcPr>
-            <w:tcBorders>
-              <w:bottom w:val="none" w:sz="0" w:space="0" w:color="000000"/>
-              <w:top w:val="none" w:sz="0" w:space="0" w:color="000000"/>
-              <w:left w:val="none" w:sz="0" w:space="0" w:color="000000"/>
-              <w:right w:val="none" w:sz="0" w:space="0" w:color="000000"/>
-            </w:tcBorders>
-            <w:shd w:val="clear" w:color="auto" w:fill="FFFFFF"/>
-            <w:tcMar>
-              <w:top w:w="0" w:type="dxa"/>
-              <w:bottom w:w="0" w:type="dxa"/>
-              <w:left w:w="0" w:type="dxa"/>
-              <w:right w:w="0" w:type="dxa"/>
-            </w:tcMar>
-            <w:vAlign w:val="top"/>
-          </w:tcPr>
-          <w:p>
-            <w:pPr>
-              <w:pStyle w:val="Normal"/>
-              <w:jc w:val="center"/>
-              <w:pBdr>
-                <w:bottom w:val="none" w:sz="0" w:space="0" w:color="000000"/>
-                <w:top w:val="none" w:sz="0" w:space="0" w:color="000000"/>
-                <w:left w:val="none" w:sz="0" w:space="0" w:color="000000"/>
-                <w:right w:val="none" w:sz="0" w:space="0" w:color="000000"/>
-              </w:pBdr>
-              <w:spacing w:after="100" w:before="100" w:line="240"/>
-              <w:ind w:left="100" w:right="100" w:firstLine="0" w:firstLineChars="0"/>
-              <w:rPr>
-                <w:rFonts w:ascii="Helvetica" w:hAnsi="Helvetica" w:eastAsia="Helvetica" w:cs="Helvetica"/>
-                <w:i w:val="false"/>
-                <w:b w:val="false"/>
-                <w:u w:val="none"/>
-                <w:sz w:val="22"/>
-                <w:szCs w:val="22"/>
-                <w:color w:val="000000"/>
-              </w:rPr>
-            </w:pPr>
-            <w:r>
-              <w:rPr>
-                <w:rFonts w:ascii="Helvetica" w:hAnsi="Helvetica" w:eastAsia="Helvetica" w:cs="Helvetica"/>
-                <w:i w:val="false"/>
-                <w:b w:val="false"/>
-                <w:u w:val="none"/>
-                <w:sz w:val="22"/>
-                <w:szCs w:val="22"/>
-                <w:color w:val="000000"/>
-              </w:rPr>
-              <w:t xml:space="preserve">-0.69, 1.4</w:t>
-            </w:r>
-          </w:p>
-        </w:tc>
-        <w:tc>
-          <w:tcPr>
-            <w:tcBorders>
-              <w:bottom w:val="none" w:sz="0" w:space="0" w:color="000000"/>
-              <w:top w:val="none" w:sz="0" w:space="0" w:color="000000"/>
-              <w:left w:val="none" w:sz="0" w:space="0" w:color="000000"/>
-              <w:right w:val="none" w:sz="0" w:space="0" w:color="000000"/>
-            </w:tcBorders>
-            <w:shd w:val="clear" w:color="auto" w:fill="FFFFFF"/>
-            <w:tcMar>
-              <w:top w:w="0" w:type="dxa"/>
-              <w:bottom w:w="0" w:type="dxa"/>
-              <w:left w:w="0" w:type="dxa"/>
-              <w:right w:w="0" w:type="dxa"/>
-            </w:tcMar>
-            <w:vAlign w:val="top"/>
-          </w:tcPr>
-          <w:p>
-            <w:pPr>
-              <w:pStyle w:val="Normal"/>
-              <w:jc w:val="center"/>
-              <w:pBdr>
-                <w:bottom w:val="none" w:sz="0" w:space="0" w:color="000000"/>
-                <w:top w:val="none" w:sz="0" w:space="0" w:color="000000"/>
-                <w:left w:val="none" w:sz="0" w:space="0" w:color="000000"/>
-                <w:right w:val="none" w:sz="0" w:space="0" w:color="000000"/>
-              </w:pBdr>
-              <w:spacing w:after="100" w:before="100" w:line="240"/>
-              <w:ind w:left="100" w:right="100" w:firstLine="0" w:firstLineChars="0"/>
-              <w:rPr>
-                <w:rFonts w:ascii="Helvetica" w:hAnsi="Helvetica" w:eastAsia="Helvetica" w:cs="Helvetica"/>
-                <w:i w:val="false"/>
-                <w:b w:val="false"/>
-                <w:u w:val="none"/>
-                <w:sz w:val="22"/>
-                <w:szCs w:val="22"/>
-                <w:color w:val="000000"/>
-              </w:rPr>
-            </w:pPr>
-            <w:r>
-              <w:rPr>
-                <w:rFonts w:ascii="Helvetica" w:hAnsi="Helvetica" w:eastAsia="Helvetica" w:cs="Helvetica"/>
-                <w:i w:val="false"/>
-                <w:b w:val="false"/>
-                <w:u w:val="none"/>
-                <w:sz w:val="22"/>
-                <w:szCs w:val="22"/>
-                <w:color w:val="000000"/>
-              </w:rPr>
-              <w:t xml:space="preserve">0.511</w:t>
+              <w:t xml:space="preserve">0.38</w:t>
+            </w:r>
+          </w:p>
+        </w:tc>
+        <w:tc>
+          <w:tcPr>
+            <w:tcBorders>
+              <w:bottom w:val="none" w:sz="0" w:space="0" w:color="000000"/>
+              <w:top w:val="none" w:sz="0" w:space="0" w:color="000000"/>
+              <w:left w:val="none" w:sz="0" w:space="0" w:color="000000"/>
+              <w:right w:val="none" w:sz="0" w:space="0" w:color="000000"/>
+            </w:tcBorders>
+            <w:shd w:val="clear" w:color="auto" w:fill="FFFFFF"/>
+            <w:tcMar>
+              <w:top w:w="0" w:type="dxa"/>
+              <w:bottom w:w="0" w:type="dxa"/>
+              <w:left w:w="0" w:type="dxa"/>
+              <w:right w:w="0" w:type="dxa"/>
+            </w:tcMar>
+            <w:vAlign w:val="top"/>
+          </w:tcPr>
+          <w:p>
+            <w:pPr>
+              <w:pStyle w:val="Normal"/>
+              <w:jc w:val="center"/>
+              <w:pBdr>
+                <w:bottom w:val="none" w:sz="0" w:space="0" w:color="000000"/>
+                <w:top w:val="none" w:sz="0" w:space="0" w:color="000000"/>
+                <w:left w:val="none" w:sz="0" w:space="0" w:color="000000"/>
+                <w:right w:val="none" w:sz="0" w:space="0" w:color="000000"/>
+              </w:pBdr>
+              <w:spacing w:after="100" w:before="100" w:line="240"/>
+              <w:ind w:left="100" w:right="100" w:firstLine="0" w:firstLineChars="0"/>
+              <w:rPr>
+                <w:rFonts w:ascii="Helvetica" w:hAnsi="Helvetica" w:eastAsia="Helvetica" w:cs="Helvetica"/>
+                <w:i w:val="false"/>
+                <w:b w:val="false"/>
+                <w:u w:val="none"/>
+                <w:sz w:val="22"/>
+                <w:szCs w:val="22"/>
+                <w:color w:val="000000"/>
+              </w:rPr>
+            </w:pPr>
+            <w:r>
+              <w:rPr>
+                <w:rFonts w:ascii="Helvetica" w:hAnsi="Helvetica" w:eastAsia="Helvetica" w:cs="Helvetica"/>
+                <w:i w:val="false"/>
+                <w:b w:val="false"/>
+                <w:u w:val="none"/>
+                <w:sz w:val="22"/>
+                <w:szCs w:val="22"/>
+                <w:color w:val="000000"/>
+              </w:rPr>
+              <w:t xml:space="preserve">-0.68, 1.4</w:t>
+            </w:r>
+          </w:p>
+        </w:tc>
+        <w:tc>
+          <w:tcPr>
+            <w:tcBorders>
+              <w:bottom w:val="none" w:sz="0" w:space="0" w:color="000000"/>
+              <w:top w:val="none" w:sz="0" w:space="0" w:color="000000"/>
+              <w:left w:val="none" w:sz="0" w:space="0" w:color="000000"/>
+              <w:right w:val="none" w:sz="0" w:space="0" w:color="000000"/>
+            </w:tcBorders>
+            <w:shd w:val="clear" w:color="auto" w:fill="FFFFFF"/>
+            <w:tcMar>
+              <w:top w:w="0" w:type="dxa"/>
+              <w:bottom w:w="0" w:type="dxa"/>
+              <w:left w:w="0" w:type="dxa"/>
+              <w:right w:w="0" w:type="dxa"/>
+            </w:tcMar>
+            <w:vAlign w:val="top"/>
+          </w:tcPr>
+          <w:p>
+            <w:pPr>
+              <w:pStyle w:val="Normal"/>
+              <w:jc w:val="center"/>
+              <w:pBdr>
+                <w:bottom w:val="none" w:sz="0" w:space="0" w:color="000000"/>
+                <w:top w:val="none" w:sz="0" w:space="0" w:color="000000"/>
+                <w:left w:val="none" w:sz="0" w:space="0" w:color="000000"/>
+                <w:right w:val="none" w:sz="0" w:space="0" w:color="000000"/>
+              </w:pBdr>
+              <w:spacing w:after="100" w:before="100" w:line="240"/>
+              <w:ind w:left="100" w:right="100" w:firstLine="0" w:firstLineChars="0"/>
+              <w:rPr>
+                <w:rFonts w:ascii="Helvetica" w:hAnsi="Helvetica" w:eastAsia="Helvetica" w:cs="Helvetica"/>
+                <w:i w:val="false"/>
+                <w:b w:val="false"/>
+                <w:u w:val="none"/>
+                <w:sz w:val="22"/>
+                <w:szCs w:val="22"/>
+                <w:color w:val="000000"/>
+              </w:rPr>
+            </w:pPr>
+            <w:r>
+              <w:rPr>
+                <w:rFonts w:ascii="Helvetica" w:hAnsi="Helvetica" w:eastAsia="Helvetica" w:cs="Helvetica"/>
+                <w:i w:val="false"/>
+                <w:b w:val="false"/>
+                <w:u w:val="none"/>
+                <w:sz w:val="22"/>
+                <w:szCs w:val="22"/>
+                <w:color w:val="000000"/>
+              </w:rPr>
+              <w:t xml:space="preserve">0.481</w:t>
             </w:r>
           </w:p>
         </w:tc>
@@ -5907,113 +5907,113 @@
                 <w:szCs w:val="22"/>
                 <w:color w:val="000000"/>
               </w:rPr>
-              <w:t xml:space="preserve">-0.09</w:t>
-            </w:r>
-          </w:p>
-        </w:tc>
-        <w:tc>
-          <w:tcPr>
-            <w:tcBorders>
-              <w:bottom w:val="none" w:sz="0" w:space="0" w:color="000000"/>
-              <w:top w:val="none" w:sz="0" w:space="0" w:color="000000"/>
-              <w:left w:val="none" w:sz="0" w:space="0" w:color="000000"/>
-              <w:right w:val="none" w:sz="0" w:space="0" w:color="000000"/>
-            </w:tcBorders>
-            <w:shd w:val="clear" w:color="auto" w:fill="FFFFFF"/>
-            <w:tcMar>
-              <w:top w:w="0" w:type="dxa"/>
-              <w:bottom w:w="0" w:type="dxa"/>
-              <w:left w:w="0" w:type="dxa"/>
-              <w:right w:w="0" w:type="dxa"/>
-            </w:tcMar>
-            <w:vAlign w:val="top"/>
-          </w:tcPr>
-          <w:p>
-            <w:pPr>
-              <w:pStyle w:val="Normal"/>
-              <w:jc w:val="center"/>
-              <w:pBdr>
-                <w:bottom w:val="none" w:sz="0" w:space="0" w:color="000000"/>
-                <w:top w:val="none" w:sz="0" w:space="0" w:color="000000"/>
-                <w:left w:val="none" w:sz="0" w:space="0" w:color="000000"/>
-                <w:right w:val="none" w:sz="0" w:space="0" w:color="000000"/>
-              </w:pBdr>
-              <w:spacing w:after="100" w:before="100" w:line="240"/>
-              <w:ind w:left="100" w:right="100" w:firstLine="0" w:firstLineChars="0"/>
-              <w:rPr>
-                <w:rFonts w:ascii="Helvetica" w:hAnsi="Helvetica" w:eastAsia="Helvetica" w:cs="Helvetica"/>
-                <w:i w:val="false"/>
-                <w:b w:val="false"/>
-                <w:u w:val="none"/>
-                <w:sz w:val="22"/>
-                <w:szCs w:val="22"/>
-                <w:color w:val="000000"/>
-              </w:rPr>
-            </w:pPr>
-            <w:r>
-              <w:rPr>
-                <w:rFonts w:ascii="Helvetica" w:hAnsi="Helvetica" w:eastAsia="Helvetica" w:cs="Helvetica"/>
-                <w:i w:val="false"/>
-                <w:b w:val="false"/>
-                <w:u w:val="none"/>
-                <w:sz w:val="22"/>
-                <w:szCs w:val="22"/>
-                <w:color w:val="000000"/>
-              </w:rPr>
-              <w:t xml:space="preserve">-6.0, 5.8</w:t>
-            </w:r>
-          </w:p>
-        </w:tc>
-        <w:tc>
-          <w:tcPr>
-            <w:tcBorders>
-              <w:bottom w:val="none" w:sz="0" w:space="0" w:color="000000"/>
-              <w:top w:val="none" w:sz="0" w:space="0" w:color="000000"/>
-              <w:left w:val="none" w:sz="0" w:space="0" w:color="000000"/>
-              <w:right w:val="none" w:sz="0" w:space="0" w:color="000000"/>
-            </w:tcBorders>
-            <w:shd w:val="clear" w:color="auto" w:fill="FFFFFF"/>
-            <w:tcMar>
-              <w:top w:w="0" w:type="dxa"/>
-              <w:bottom w:w="0" w:type="dxa"/>
-              <w:left w:w="0" w:type="dxa"/>
-              <w:right w:w="0" w:type="dxa"/>
-            </w:tcMar>
-            <w:vAlign w:val="top"/>
-          </w:tcPr>
-          <w:p>
-            <w:pPr>
-              <w:pStyle w:val="Normal"/>
-              <w:jc w:val="center"/>
-              <w:pBdr>
-                <w:bottom w:val="none" w:sz="0" w:space="0" w:color="000000"/>
-                <w:top w:val="none" w:sz="0" w:space="0" w:color="000000"/>
-                <w:left w:val="none" w:sz="0" w:space="0" w:color="000000"/>
-                <w:right w:val="none" w:sz="0" w:space="0" w:color="000000"/>
-              </w:pBdr>
-              <w:spacing w:after="100" w:before="100" w:line="240"/>
-              <w:ind w:left="100" w:right="100" w:firstLine="0" w:firstLineChars="0"/>
-              <w:rPr>
-                <w:rFonts w:ascii="Helvetica" w:hAnsi="Helvetica" w:eastAsia="Helvetica" w:cs="Helvetica"/>
-                <w:i w:val="false"/>
-                <w:b w:val="false"/>
-                <w:u w:val="none"/>
-                <w:sz w:val="22"/>
-                <w:szCs w:val="22"/>
-                <w:color w:val="000000"/>
-              </w:rPr>
-            </w:pPr>
-            <w:r>
-              <w:rPr>
-                <w:rFonts w:ascii="Helvetica" w:hAnsi="Helvetica" w:eastAsia="Helvetica" w:cs="Helvetica"/>
-                <w:i w:val="false"/>
-                <w:b w:val="false"/>
-                <w:u w:val="none"/>
-                <w:sz w:val="22"/>
-                <w:szCs w:val="22"/>
-                <w:color w:val="000000"/>
-              </w:rPr>
-              <w:t xml:space="preserve">0.977</w:t>
+              <w:t xml:space="preserve">0.05</w:t>
+            </w:r>
+          </w:p>
+        </w:tc>
+        <w:tc>
+          <w:tcPr>
+            <w:tcBorders>
+              <w:bottom w:val="none" w:sz="0" w:space="0" w:color="000000"/>
+              <w:top w:val="none" w:sz="0" w:space="0" w:color="000000"/>
+              <w:left w:val="none" w:sz="0" w:space="0" w:color="000000"/>
+              <w:right w:val="none" w:sz="0" w:space="0" w:color="000000"/>
+            </w:tcBorders>
+            <w:shd w:val="clear" w:color="auto" w:fill="FFFFFF"/>
+            <w:tcMar>
+              <w:top w:w="0" w:type="dxa"/>
+              <w:bottom w:w="0" w:type="dxa"/>
+              <w:left w:w="0" w:type="dxa"/>
+              <w:right w:w="0" w:type="dxa"/>
+            </w:tcMar>
+            <w:vAlign w:val="top"/>
+          </w:tcPr>
+          <w:p>
+            <w:pPr>
+              <w:pStyle w:val="Normal"/>
+              <w:jc w:val="center"/>
+              <w:pBdr>
+                <w:bottom w:val="none" w:sz="0" w:space="0" w:color="000000"/>
+                <w:top w:val="none" w:sz="0" w:space="0" w:color="000000"/>
+                <w:left w:val="none" w:sz="0" w:space="0" w:color="000000"/>
+                <w:right w:val="none" w:sz="0" w:space="0" w:color="000000"/>
+              </w:pBdr>
+              <w:spacing w:after="100" w:before="100" w:line="240"/>
+              <w:ind w:left="100" w:right="100" w:firstLine="0" w:firstLineChars="0"/>
+              <w:rPr>
+                <w:rFonts w:ascii="Helvetica" w:hAnsi="Helvetica" w:eastAsia="Helvetica" w:cs="Helvetica"/>
+                <w:i w:val="false"/>
+                <w:b w:val="false"/>
+                <w:u w:val="none"/>
+                <w:sz w:val="22"/>
+                <w:szCs w:val="22"/>
+                <w:color w:val="000000"/>
+              </w:rPr>
+            </w:pPr>
+            <w:r>
+              <w:rPr>
+                <w:rFonts w:ascii="Helvetica" w:hAnsi="Helvetica" w:eastAsia="Helvetica" w:cs="Helvetica"/>
+                <w:i w:val="false"/>
+                <w:b w:val="false"/>
+                <w:u w:val="none"/>
+                <w:sz w:val="22"/>
+                <w:szCs w:val="22"/>
+                <w:color w:val="000000"/>
+              </w:rPr>
+              <w:t xml:space="preserve">-6.0, 6.1</w:t>
+            </w:r>
+          </w:p>
+        </w:tc>
+        <w:tc>
+          <w:tcPr>
+            <w:tcBorders>
+              <w:bottom w:val="none" w:sz="0" w:space="0" w:color="000000"/>
+              <w:top w:val="none" w:sz="0" w:space="0" w:color="000000"/>
+              <w:left w:val="none" w:sz="0" w:space="0" w:color="000000"/>
+              <w:right w:val="none" w:sz="0" w:space="0" w:color="000000"/>
+            </w:tcBorders>
+            <w:shd w:val="clear" w:color="auto" w:fill="FFFFFF"/>
+            <w:tcMar>
+              <w:top w:w="0" w:type="dxa"/>
+              <w:bottom w:w="0" w:type="dxa"/>
+              <w:left w:w="0" w:type="dxa"/>
+              <w:right w:w="0" w:type="dxa"/>
+            </w:tcMar>
+            <w:vAlign w:val="top"/>
+          </w:tcPr>
+          <w:p>
+            <w:pPr>
+              <w:pStyle w:val="Normal"/>
+              <w:jc w:val="center"/>
+              <w:pBdr>
+                <w:bottom w:val="none" w:sz="0" w:space="0" w:color="000000"/>
+                <w:top w:val="none" w:sz="0" w:space="0" w:color="000000"/>
+                <w:left w:val="none" w:sz="0" w:space="0" w:color="000000"/>
+                <w:right w:val="none" w:sz="0" w:space="0" w:color="000000"/>
+              </w:pBdr>
+              <w:spacing w:after="100" w:before="100" w:line="240"/>
+              <w:ind w:left="100" w:right="100" w:firstLine="0" w:firstLineChars="0"/>
+              <w:rPr>
+                <w:rFonts w:ascii="Helvetica" w:hAnsi="Helvetica" w:eastAsia="Helvetica" w:cs="Helvetica"/>
+                <w:i w:val="false"/>
+                <w:b w:val="false"/>
+                <w:u w:val="none"/>
+                <w:sz w:val="22"/>
+                <w:szCs w:val="22"/>
+                <w:color w:val="000000"/>
+              </w:rPr>
+            </w:pPr>
+            <w:r>
+              <w:rPr>
+                <w:rFonts w:ascii="Helvetica" w:hAnsi="Helvetica" w:eastAsia="Helvetica" w:cs="Helvetica"/>
+                <w:i w:val="false"/>
+                <w:b w:val="false"/>
+                <w:u w:val="none"/>
+                <w:sz w:val="22"/>
+                <w:szCs w:val="22"/>
+                <w:color w:val="000000"/>
+              </w:rPr>
+              <w:t xml:space="preserve">0.987</w:t>
             </w:r>
           </w:p>
         </w:tc>
@@ -7356,7 +7356,7 @@
                 <w:szCs w:val="22"/>
                 <w:color w:val="000000"/>
               </w:rPr>
-              <w:t xml:space="preserve">-0.81</w:t>
+              <w:t xml:space="preserve">-1.1</w:t>
             </w:r>
           </w:p>
         </w:tc>
@@ -7462,14 +7462,14 @@
                 <w:szCs w:val="22"/>
                 <w:color w:val="000000"/>
               </w:rPr>
-              <w:t xml:space="preserve">0.916</w:t>
+              <w:t xml:space="preserve">0.892</w:t>
             </w:r>
           </w:p>
         </w:tc>
       </w:tr>
       <w:tr>
         <w:trPr>
-          <w:trHeight w:val="598" w:hRule="auto"/>
+          <w:trHeight w:val="597" w:hRule="auto"/>
         </w:trPr>
         body15
         <w:tc>
@@ -7892,7 +7892,7 @@
                 <w:szCs w:val="22"/>
                 <w:color w:val="000000"/>
               </w:rPr>
-              <w:t xml:space="preserve">-0.05, 36</w:t>
+              <w:t xml:space="preserve">-0.05, 37</w:t>
             </w:r>
           </w:p>
         </w:tc>
@@ -8322,113 +8322,113 @@
                 <w:szCs w:val="22"/>
                 <w:color w:val="000000"/>
               </w:rPr>
-              <w:t xml:space="preserve">8.5</w:t>
-            </w:r>
-          </w:p>
-        </w:tc>
-        <w:tc>
-          <w:tcPr>
-            <w:tcBorders>
-              <w:bottom w:val="none" w:sz="0" w:space="0" w:color="000000"/>
-              <w:top w:val="none" w:sz="0" w:space="0" w:color="000000"/>
-              <w:left w:val="none" w:sz="0" w:space="0" w:color="000000"/>
-              <w:right w:val="none" w:sz="0" w:space="0" w:color="000000"/>
-            </w:tcBorders>
-            <w:shd w:val="clear" w:color="auto" w:fill="FFFFFF"/>
-            <w:tcMar>
-              <w:top w:w="0" w:type="dxa"/>
-              <w:bottom w:w="0" w:type="dxa"/>
-              <w:left w:w="0" w:type="dxa"/>
-              <w:right w:w="0" w:type="dxa"/>
-            </w:tcMar>
-            <w:vAlign w:val="top"/>
-          </w:tcPr>
-          <w:p>
-            <w:pPr>
-              <w:pStyle w:val="Normal"/>
-              <w:jc w:val="center"/>
-              <w:pBdr>
-                <w:bottom w:val="none" w:sz="0" w:space="0" w:color="000000"/>
-                <w:top w:val="none" w:sz="0" w:space="0" w:color="000000"/>
-                <w:left w:val="none" w:sz="0" w:space="0" w:color="000000"/>
-                <w:right w:val="none" w:sz="0" w:space="0" w:color="000000"/>
-              </w:pBdr>
-              <w:spacing w:after="100" w:before="100" w:line="240"/>
-              <w:ind w:left="100" w:right="100" w:firstLine="0" w:firstLineChars="0"/>
-              <w:rPr>
-                <w:rFonts w:ascii="Helvetica" w:hAnsi="Helvetica" w:eastAsia="Helvetica" w:cs="Helvetica"/>
-                <w:i w:val="false"/>
-                <w:b w:val="false"/>
-                <w:u w:val="none"/>
-                <w:sz w:val="22"/>
-                <w:szCs w:val="22"/>
-                <w:color w:val="000000"/>
-              </w:rPr>
-            </w:pPr>
-            <w:r>
-              <w:rPr>
-                <w:rFonts w:ascii="Helvetica" w:hAnsi="Helvetica" w:eastAsia="Helvetica" w:cs="Helvetica"/>
-                <w:i w:val="false"/>
-                <w:b w:val="false"/>
-                <w:u w:val="none"/>
-                <w:sz w:val="22"/>
-                <w:szCs w:val="22"/>
-                <w:color w:val="000000"/>
-              </w:rPr>
-              <w:t xml:space="preserve">-15, 32</w:t>
-            </w:r>
-          </w:p>
-        </w:tc>
-        <w:tc>
-          <w:tcPr>
-            <w:tcBorders>
-              <w:bottom w:val="none" w:sz="0" w:space="0" w:color="000000"/>
-              <w:top w:val="none" w:sz="0" w:space="0" w:color="000000"/>
-              <w:left w:val="none" w:sz="0" w:space="0" w:color="000000"/>
-              <w:right w:val="none" w:sz="0" w:space="0" w:color="000000"/>
-            </w:tcBorders>
-            <w:shd w:val="clear" w:color="auto" w:fill="FFFFFF"/>
-            <w:tcMar>
-              <w:top w:w="0" w:type="dxa"/>
-              <w:bottom w:w="0" w:type="dxa"/>
-              <w:left w:w="0" w:type="dxa"/>
-              <w:right w:w="0" w:type="dxa"/>
-            </w:tcMar>
-            <w:vAlign w:val="top"/>
-          </w:tcPr>
-          <w:p>
-            <w:pPr>
-              <w:pStyle w:val="Normal"/>
-              <w:jc w:val="center"/>
-              <w:pBdr>
-                <w:bottom w:val="none" w:sz="0" w:space="0" w:color="000000"/>
-                <w:top w:val="none" w:sz="0" w:space="0" w:color="000000"/>
-                <w:left w:val="none" w:sz="0" w:space="0" w:color="000000"/>
-                <w:right w:val="none" w:sz="0" w:space="0" w:color="000000"/>
-              </w:pBdr>
-              <w:spacing w:after="100" w:before="100" w:line="240"/>
-              <w:ind w:left="100" w:right="100" w:firstLine="0" w:firstLineChars="0"/>
-              <w:rPr>
-                <w:rFonts w:ascii="Helvetica" w:hAnsi="Helvetica" w:eastAsia="Helvetica" w:cs="Helvetica"/>
-                <w:i w:val="false"/>
-                <w:b w:val="false"/>
-                <w:u w:val="none"/>
-                <w:sz w:val="22"/>
-                <w:szCs w:val="22"/>
-                <w:color w:val="000000"/>
-              </w:rPr>
-            </w:pPr>
-            <w:r>
-              <w:rPr>
-                <w:rFonts w:ascii="Helvetica" w:hAnsi="Helvetica" w:eastAsia="Helvetica" w:cs="Helvetica"/>
-                <w:i w:val="false"/>
-                <w:b w:val="false"/>
-                <w:u w:val="none"/>
-                <w:sz w:val="22"/>
-                <w:szCs w:val="22"/>
-                <w:color w:val="000000"/>
-              </w:rPr>
-              <w:t xml:space="preserve">0.472</w:t>
+              <w:t xml:space="preserve">7.5</w:t>
+            </w:r>
+          </w:p>
+        </w:tc>
+        <w:tc>
+          <w:tcPr>
+            <w:tcBorders>
+              <w:bottom w:val="none" w:sz="0" w:space="0" w:color="000000"/>
+              <w:top w:val="none" w:sz="0" w:space="0" w:color="000000"/>
+              <w:left w:val="none" w:sz="0" w:space="0" w:color="000000"/>
+              <w:right w:val="none" w:sz="0" w:space="0" w:color="000000"/>
+            </w:tcBorders>
+            <w:shd w:val="clear" w:color="auto" w:fill="FFFFFF"/>
+            <w:tcMar>
+              <w:top w:w="0" w:type="dxa"/>
+              <w:bottom w:w="0" w:type="dxa"/>
+              <w:left w:w="0" w:type="dxa"/>
+              <w:right w:w="0" w:type="dxa"/>
+            </w:tcMar>
+            <w:vAlign w:val="top"/>
+          </w:tcPr>
+          <w:p>
+            <w:pPr>
+              <w:pStyle w:val="Normal"/>
+              <w:jc w:val="center"/>
+              <w:pBdr>
+                <w:bottom w:val="none" w:sz="0" w:space="0" w:color="000000"/>
+                <w:top w:val="none" w:sz="0" w:space="0" w:color="000000"/>
+                <w:left w:val="none" w:sz="0" w:space="0" w:color="000000"/>
+                <w:right w:val="none" w:sz="0" w:space="0" w:color="000000"/>
+              </w:pBdr>
+              <w:spacing w:after="100" w:before="100" w:line="240"/>
+              <w:ind w:left="100" w:right="100" w:firstLine="0" w:firstLineChars="0"/>
+              <w:rPr>
+                <w:rFonts w:ascii="Helvetica" w:hAnsi="Helvetica" w:eastAsia="Helvetica" w:cs="Helvetica"/>
+                <w:i w:val="false"/>
+                <w:b w:val="false"/>
+                <w:u w:val="none"/>
+                <w:sz w:val="22"/>
+                <w:szCs w:val="22"/>
+                <w:color w:val="000000"/>
+              </w:rPr>
+            </w:pPr>
+            <w:r>
+              <w:rPr>
+                <w:rFonts w:ascii="Helvetica" w:hAnsi="Helvetica" w:eastAsia="Helvetica" w:cs="Helvetica"/>
+                <w:i w:val="false"/>
+                <w:b w:val="false"/>
+                <w:u w:val="none"/>
+                <w:sz w:val="22"/>
+                <w:szCs w:val="22"/>
+                <w:color w:val="000000"/>
+              </w:rPr>
+              <w:t xml:space="preserve">-16, 31</w:t>
+            </w:r>
+          </w:p>
+        </w:tc>
+        <w:tc>
+          <w:tcPr>
+            <w:tcBorders>
+              <w:bottom w:val="none" w:sz="0" w:space="0" w:color="000000"/>
+              <w:top w:val="none" w:sz="0" w:space="0" w:color="000000"/>
+              <w:left w:val="none" w:sz="0" w:space="0" w:color="000000"/>
+              <w:right w:val="none" w:sz="0" w:space="0" w:color="000000"/>
+            </w:tcBorders>
+            <w:shd w:val="clear" w:color="auto" w:fill="FFFFFF"/>
+            <w:tcMar>
+              <w:top w:w="0" w:type="dxa"/>
+              <w:bottom w:w="0" w:type="dxa"/>
+              <w:left w:w="0" w:type="dxa"/>
+              <w:right w:w="0" w:type="dxa"/>
+            </w:tcMar>
+            <w:vAlign w:val="top"/>
+          </w:tcPr>
+          <w:p>
+            <w:pPr>
+              <w:pStyle w:val="Normal"/>
+              <w:jc w:val="center"/>
+              <w:pBdr>
+                <w:bottom w:val="none" w:sz="0" w:space="0" w:color="000000"/>
+                <w:top w:val="none" w:sz="0" w:space="0" w:color="000000"/>
+                <w:left w:val="none" w:sz="0" w:space="0" w:color="000000"/>
+                <w:right w:val="none" w:sz="0" w:space="0" w:color="000000"/>
+              </w:pBdr>
+              <w:spacing w:after="100" w:before="100" w:line="240"/>
+              <w:ind w:left="100" w:right="100" w:firstLine="0" w:firstLineChars="0"/>
+              <w:rPr>
+                <w:rFonts w:ascii="Helvetica" w:hAnsi="Helvetica" w:eastAsia="Helvetica" w:cs="Helvetica"/>
+                <w:i w:val="false"/>
+                <w:b w:val="false"/>
+                <w:u w:val="none"/>
+                <w:sz w:val="22"/>
+                <w:szCs w:val="22"/>
+                <w:color w:val="000000"/>
+              </w:rPr>
+            </w:pPr>
+            <w:r>
+              <w:rPr>
+                <w:rFonts w:ascii="Helvetica" w:hAnsi="Helvetica" w:eastAsia="Helvetica" w:cs="Helvetica"/>
+                <w:i w:val="false"/>
+                <w:b w:val="false"/>
+                <w:u w:val="none"/>
+                <w:sz w:val="22"/>
+                <w:szCs w:val="22"/>
+                <w:color w:val="000000"/>
+              </w:rPr>
+              <w:t xml:space="preserve">0.531</w:t>
             </w:r>
           </w:p>
         </w:tc>
@@ -8911,7 +8911,7 @@
                 <w:szCs w:val="22"/>
                 <w:color w:val="000000"/>
               </w:rPr>
-              <w:t xml:space="preserve">0.407</w:t>
+              <w:t xml:space="preserve">0.416</w:t>
             </w:r>
           </w:p>
         </w:tc>
@@ -9288,113 +9288,113 @@
                 <w:szCs w:val="22"/>
                 <w:color w:val="000000"/>
               </w:rPr>
-              <w:t xml:space="preserve">30</w:t>
-            </w:r>
-          </w:p>
-        </w:tc>
-        <w:tc>
-          <w:tcPr>
-            <w:tcBorders>
-              <w:bottom w:val="none" w:sz="0" w:space="0" w:color="000000"/>
-              <w:top w:val="none" w:sz="0" w:space="0" w:color="000000"/>
-              <w:left w:val="none" w:sz="0" w:space="0" w:color="000000"/>
-              <w:right w:val="none" w:sz="0" w:space="0" w:color="000000"/>
-            </w:tcBorders>
-            <w:shd w:val="clear" w:color="auto" w:fill="FFFFFF"/>
-            <w:tcMar>
-              <w:top w:w="0" w:type="dxa"/>
-              <w:bottom w:w="0" w:type="dxa"/>
-              <w:left w:w="0" w:type="dxa"/>
-              <w:right w:w="0" w:type="dxa"/>
-            </w:tcMar>
-            <w:vAlign w:val="top"/>
-          </w:tcPr>
-          <w:p>
-            <w:pPr>
-              <w:pStyle w:val="Normal"/>
-              <w:jc w:val="center"/>
-              <w:pBdr>
-                <w:bottom w:val="none" w:sz="0" w:space="0" w:color="000000"/>
-                <w:top w:val="none" w:sz="0" w:space="0" w:color="000000"/>
-                <w:left w:val="none" w:sz="0" w:space="0" w:color="000000"/>
-                <w:right w:val="none" w:sz="0" w:space="0" w:color="000000"/>
-              </w:pBdr>
-              <w:spacing w:after="100" w:before="100" w:line="240"/>
-              <w:ind w:left="100" w:right="100" w:firstLine="0" w:firstLineChars="0"/>
-              <w:rPr>
-                <w:rFonts w:ascii="Helvetica" w:hAnsi="Helvetica" w:eastAsia="Helvetica" w:cs="Helvetica"/>
-                <w:i w:val="false"/>
-                <w:b w:val="false"/>
-                <w:u w:val="none"/>
-                <w:sz w:val="22"/>
-                <w:szCs w:val="22"/>
-                <w:color w:val="000000"/>
-              </w:rPr>
-            </w:pPr>
-            <w:r>
-              <w:rPr>
-                <w:rFonts w:ascii="Helvetica" w:hAnsi="Helvetica" w:eastAsia="Helvetica" w:cs="Helvetica"/>
-                <w:i w:val="false"/>
-                <w:b w:val="false"/>
-                <w:u w:val="none"/>
-                <w:sz w:val="22"/>
-                <w:szCs w:val="22"/>
-                <w:color w:val="000000"/>
-              </w:rPr>
-              <w:t xml:space="preserve">9.9, 51</w:t>
-            </w:r>
-          </w:p>
-        </w:tc>
-        <w:tc>
-          <w:tcPr>
-            <w:tcBorders>
-              <w:bottom w:val="none" w:sz="0" w:space="0" w:color="000000"/>
-              <w:top w:val="none" w:sz="0" w:space="0" w:color="000000"/>
-              <w:left w:val="none" w:sz="0" w:space="0" w:color="000000"/>
-              <w:right w:val="none" w:sz="0" w:space="0" w:color="000000"/>
-            </w:tcBorders>
-            <w:shd w:val="clear" w:color="auto" w:fill="FFFFFF"/>
-            <w:tcMar>
-              <w:top w:w="0" w:type="dxa"/>
-              <w:bottom w:w="0" w:type="dxa"/>
-              <w:left w:w="0" w:type="dxa"/>
-              <w:right w:w="0" w:type="dxa"/>
-            </w:tcMar>
-            <w:vAlign w:val="top"/>
-          </w:tcPr>
-          <w:p>
-            <w:pPr>
-              <w:pStyle w:val="Normal"/>
-              <w:jc w:val="center"/>
-              <w:pBdr>
-                <w:bottom w:val="none" w:sz="0" w:space="0" w:color="000000"/>
-                <w:top w:val="none" w:sz="0" w:space="0" w:color="000000"/>
-                <w:left w:val="none" w:sz="0" w:space="0" w:color="000000"/>
-                <w:right w:val="none" w:sz="0" w:space="0" w:color="000000"/>
-              </w:pBdr>
-              <w:spacing w:after="100" w:before="100" w:line="240"/>
-              <w:ind w:left="100" w:right="100" w:firstLine="0" w:firstLineChars="0"/>
-              <w:rPr>
-                <w:rFonts w:ascii="Helvetica" w:hAnsi="Helvetica" w:eastAsia="Helvetica" w:cs="Helvetica"/>
-                <w:i w:val="false"/>
-                <w:b w:val="false"/>
-                <w:u w:val="none"/>
-                <w:sz w:val="22"/>
-                <w:szCs w:val="22"/>
-                <w:color w:val="000000"/>
-              </w:rPr>
-            </w:pPr>
-            <w:r>
-              <w:rPr>
-                <w:rFonts w:ascii="Helvetica" w:hAnsi="Helvetica" w:eastAsia="Helvetica" w:cs="Helvetica"/>
-                <w:i w:val="false"/>
-                <w:b w:val="false"/>
-                <w:u w:val="none"/>
-                <w:sz w:val="22"/>
-                <w:szCs w:val="22"/>
-                <w:color w:val="000000"/>
-              </w:rPr>
-              <w:t xml:space="preserve">0.004</w:t>
+              <w:t xml:space="preserve">32</w:t>
+            </w:r>
+          </w:p>
+        </w:tc>
+        <w:tc>
+          <w:tcPr>
+            <w:tcBorders>
+              <w:bottom w:val="none" w:sz="0" w:space="0" w:color="000000"/>
+              <w:top w:val="none" w:sz="0" w:space="0" w:color="000000"/>
+              <w:left w:val="none" w:sz="0" w:space="0" w:color="000000"/>
+              <w:right w:val="none" w:sz="0" w:space="0" w:color="000000"/>
+            </w:tcBorders>
+            <w:shd w:val="clear" w:color="auto" w:fill="FFFFFF"/>
+            <w:tcMar>
+              <w:top w:w="0" w:type="dxa"/>
+              <w:bottom w:w="0" w:type="dxa"/>
+              <w:left w:w="0" w:type="dxa"/>
+              <w:right w:w="0" w:type="dxa"/>
+            </w:tcMar>
+            <w:vAlign w:val="top"/>
+          </w:tcPr>
+          <w:p>
+            <w:pPr>
+              <w:pStyle w:val="Normal"/>
+              <w:jc w:val="center"/>
+              <w:pBdr>
+                <w:bottom w:val="none" w:sz="0" w:space="0" w:color="000000"/>
+                <w:top w:val="none" w:sz="0" w:space="0" w:color="000000"/>
+                <w:left w:val="none" w:sz="0" w:space="0" w:color="000000"/>
+                <w:right w:val="none" w:sz="0" w:space="0" w:color="000000"/>
+              </w:pBdr>
+              <w:spacing w:after="100" w:before="100" w:line="240"/>
+              <w:ind w:left="100" w:right="100" w:firstLine="0" w:firstLineChars="0"/>
+              <w:rPr>
+                <w:rFonts w:ascii="Helvetica" w:hAnsi="Helvetica" w:eastAsia="Helvetica" w:cs="Helvetica"/>
+                <w:i w:val="false"/>
+                <w:b w:val="false"/>
+                <w:u w:val="none"/>
+                <w:sz w:val="22"/>
+                <w:szCs w:val="22"/>
+                <w:color w:val="000000"/>
+              </w:rPr>
+            </w:pPr>
+            <w:r>
+              <w:rPr>
+                <w:rFonts w:ascii="Helvetica" w:hAnsi="Helvetica" w:eastAsia="Helvetica" w:cs="Helvetica"/>
+                <w:i w:val="false"/>
+                <w:b w:val="false"/>
+                <w:u w:val="none"/>
+                <w:sz w:val="22"/>
+                <w:szCs w:val="22"/>
+                <w:color w:val="000000"/>
+              </w:rPr>
+              <w:t xml:space="preserve">11, 52</w:t>
+            </w:r>
+          </w:p>
+        </w:tc>
+        <w:tc>
+          <w:tcPr>
+            <w:tcBorders>
+              <w:bottom w:val="none" w:sz="0" w:space="0" w:color="000000"/>
+              <w:top w:val="none" w:sz="0" w:space="0" w:color="000000"/>
+              <w:left w:val="none" w:sz="0" w:space="0" w:color="000000"/>
+              <w:right w:val="none" w:sz="0" w:space="0" w:color="000000"/>
+            </w:tcBorders>
+            <w:shd w:val="clear" w:color="auto" w:fill="FFFFFF"/>
+            <w:tcMar>
+              <w:top w:w="0" w:type="dxa"/>
+              <w:bottom w:w="0" w:type="dxa"/>
+              <w:left w:w="0" w:type="dxa"/>
+              <w:right w:w="0" w:type="dxa"/>
+            </w:tcMar>
+            <w:vAlign w:val="top"/>
+          </w:tcPr>
+          <w:p>
+            <w:pPr>
+              <w:pStyle w:val="Normal"/>
+              <w:jc w:val="center"/>
+              <w:pBdr>
+                <w:bottom w:val="none" w:sz="0" w:space="0" w:color="000000"/>
+                <w:top w:val="none" w:sz="0" w:space="0" w:color="000000"/>
+                <w:left w:val="none" w:sz="0" w:space="0" w:color="000000"/>
+                <w:right w:val="none" w:sz="0" w:space="0" w:color="000000"/>
+              </w:pBdr>
+              <w:spacing w:after="100" w:before="100" w:line="240"/>
+              <w:ind w:left="100" w:right="100" w:firstLine="0" w:firstLineChars="0"/>
+              <w:rPr>
+                <w:rFonts w:ascii="Helvetica" w:hAnsi="Helvetica" w:eastAsia="Helvetica" w:cs="Helvetica"/>
+                <w:i w:val="false"/>
+                <w:b w:val="false"/>
+                <w:u w:val="none"/>
+                <w:sz w:val="22"/>
+                <w:szCs w:val="22"/>
+                <w:color w:val="000000"/>
+              </w:rPr>
+            </w:pPr>
+            <w:r>
+              <w:rPr>
+                <w:rFonts w:ascii="Helvetica" w:hAnsi="Helvetica" w:eastAsia="Helvetica" w:cs="Helvetica"/>
+                <w:i w:val="false"/>
+                <w:b w:val="false"/>
+                <w:u w:val="none"/>
+                <w:sz w:val="22"/>
+                <w:szCs w:val="22"/>
+                <w:color w:val="000000"/>
+              </w:rPr>
+              <w:t xml:space="preserve">0.003</w:t>
             </w:r>
           </w:p>
         </w:tc>
@@ -9771,113 +9771,113 @@
                 <w:szCs w:val="22"/>
                 <w:color w:val="000000"/>
               </w:rPr>
-              <w:t xml:space="preserve">3.3</w:t>
-            </w:r>
-          </w:p>
-        </w:tc>
-        <w:tc>
-          <w:tcPr>
-            <w:tcBorders>
-              <w:bottom w:val="none" w:sz="0" w:space="0" w:color="000000"/>
-              <w:top w:val="none" w:sz="0" w:space="0" w:color="000000"/>
-              <w:left w:val="none" w:sz="0" w:space="0" w:color="000000"/>
-              <w:right w:val="none" w:sz="0" w:space="0" w:color="000000"/>
-            </w:tcBorders>
-            <w:shd w:val="clear" w:color="auto" w:fill="FFFFFF"/>
-            <w:tcMar>
-              <w:top w:w="0" w:type="dxa"/>
-              <w:bottom w:w="0" w:type="dxa"/>
-              <w:left w:w="0" w:type="dxa"/>
-              <w:right w:w="0" w:type="dxa"/>
-            </w:tcMar>
-            <w:vAlign w:val="top"/>
-          </w:tcPr>
-          <w:p>
-            <w:pPr>
-              <w:pStyle w:val="Normal"/>
-              <w:jc w:val="center"/>
-              <w:pBdr>
-                <w:bottom w:val="none" w:sz="0" w:space="0" w:color="000000"/>
-                <w:top w:val="none" w:sz="0" w:space="0" w:color="000000"/>
-                <w:left w:val="none" w:sz="0" w:space="0" w:color="000000"/>
-                <w:right w:val="none" w:sz="0" w:space="0" w:color="000000"/>
-              </w:pBdr>
-              <w:spacing w:after="100" w:before="100" w:line="240"/>
-              <w:ind w:left="100" w:right="100" w:firstLine="0" w:firstLineChars="0"/>
-              <w:rPr>
-                <w:rFonts w:ascii="Helvetica" w:hAnsi="Helvetica" w:eastAsia="Helvetica" w:cs="Helvetica"/>
-                <w:i w:val="false"/>
-                <w:b w:val="false"/>
-                <w:u w:val="none"/>
-                <w:sz w:val="22"/>
-                <w:szCs w:val="22"/>
-                <w:color w:val="000000"/>
-              </w:rPr>
-            </w:pPr>
-            <w:r>
-              <w:rPr>
-                <w:rFonts w:ascii="Helvetica" w:hAnsi="Helvetica" w:eastAsia="Helvetica" w:cs="Helvetica"/>
-                <w:i w:val="false"/>
-                <w:b w:val="false"/>
-                <w:u w:val="none"/>
-                <w:sz w:val="22"/>
-                <w:szCs w:val="22"/>
-                <w:color w:val="000000"/>
-              </w:rPr>
-              <w:t xml:space="preserve">-26, 32</w:t>
-            </w:r>
-          </w:p>
-        </w:tc>
-        <w:tc>
-          <w:tcPr>
-            <w:tcBorders>
-              <w:bottom w:val="none" w:sz="0" w:space="0" w:color="000000"/>
-              <w:top w:val="none" w:sz="0" w:space="0" w:color="000000"/>
-              <w:left w:val="none" w:sz="0" w:space="0" w:color="000000"/>
-              <w:right w:val="none" w:sz="0" w:space="0" w:color="000000"/>
-            </w:tcBorders>
-            <w:shd w:val="clear" w:color="auto" w:fill="FFFFFF"/>
-            <w:tcMar>
-              <w:top w:w="0" w:type="dxa"/>
-              <w:bottom w:w="0" w:type="dxa"/>
-              <w:left w:w="0" w:type="dxa"/>
-              <w:right w:w="0" w:type="dxa"/>
-            </w:tcMar>
-            <w:vAlign w:val="top"/>
-          </w:tcPr>
-          <w:p>
-            <w:pPr>
-              <w:pStyle w:val="Normal"/>
-              <w:jc w:val="center"/>
-              <w:pBdr>
-                <w:bottom w:val="none" w:sz="0" w:space="0" w:color="000000"/>
-                <w:top w:val="none" w:sz="0" w:space="0" w:color="000000"/>
-                <w:left w:val="none" w:sz="0" w:space="0" w:color="000000"/>
-                <w:right w:val="none" w:sz="0" w:space="0" w:color="000000"/>
-              </w:pBdr>
-              <w:spacing w:after="100" w:before="100" w:line="240"/>
-              <w:ind w:left="100" w:right="100" w:firstLine="0" w:firstLineChars="0"/>
-              <w:rPr>
-                <w:rFonts w:ascii="Helvetica" w:hAnsi="Helvetica" w:eastAsia="Helvetica" w:cs="Helvetica"/>
-                <w:i w:val="false"/>
-                <w:b w:val="false"/>
-                <w:u w:val="none"/>
-                <w:sz w:val="22"/>
-                <w:szCs w:val="22"/>
-                <w:color w:val="000000"/>
-              </w:rPr>
-            </w:pPr>
-            <w:r>
-              <w:rPr>
-                <w:rFonts w:ascii="Helvetica" w:hAnsi="Helvetica" w:eastAsia="Helvetica" w:cs="Helvetica"/>
-                <w:i w:val="false"/>
-                <w:b w:val="false"/>
-                <w:u w:val="none"/>
-                <w:sz w:val="22"/>
-                <w:szCs w:val="22"/>
-                <w:color w:val="000000"/>
-              </w:rPr>
-              <w:t xml:space="preserve">0.825</w:t>
+              <w:t xml:space="preserve">1.3</w:t>
+            </w:r>
+          </w:p>
+        </w:tc>
+        <w:tc>
+          <w:tcPr>
+            <w:tcBorders>
+              <w:bottom w:val="none" w:sz="0" w:space="0" w:color="000000"/>
+              <w:top w:val="none" w:sz="0" w:space="0" w:color="000000"/>
+              <w:left w:val="none" w:sz="0" w:space="0" w:color="000000"/>
+              <w:right w:val="none" w:sz="0" w:space="0" w:color="000000"/>
+            </w:tcBorders>
+            <w:shd w:val="clear" w:color="auto" w:fill="FFFFFF"/>
+            <w:tcMar>
+              <w:top w:w="0" w:type="dxa"/>
+              <w:bottom w:w="0" w:type="dxa"/>
+              <w:left w:w="0" w:type="dxa"/>
+              <w:right w:w="0" w:type="dxa"/>
+            </w:tcMar>
+            <w:vAlign w:val="top"/>
+          </w:tcPr>
+          <w:p>
+            <w:pPr>
+              <w:pStyle w:val="Normal"/>
+              <w:jc w:val="center"/>
+              <w:pBdr>
+                <w:bottom w:val="none" w:sz="0" w:space="0" w:color="000000"/>
+                <w:top w:val="none" w:sz="0" w:space="0" w:color="000000"/>
+                <w:left w:val="none" w:sz="0" w:space="0" w:color="000000"/>
+                <w:right w:val="none" w:sz="0" w:space="0" w:color="000000"/>
+              </w:pBdr>
+              <w:spacing w:after="100" w:before="100" w:line="240"/>
+              <w:ind w:left="100" w:right="100" w:firstLine="0" w:firstLineChars="0"/>
+              <w:rPr>
+                <w:rFonts w:ascii="Helvetica" w:hAnsi="Helvetica" w:eastAsia="Helvetica" w:cs="Helvetica"/>
+                <w:i w:val="false"/>
+                <w:b w:val="false"/>
+                <w:u w:val="none"/>
+                <w:sz w:val="22"/>
+                <w:szCs w:val="22"/>
+                <w:color w:val="000000"/>
+              </w:rPr>
+            </w:pPr>
+            <w:r>
+              <w:rPr>
+                <w:rFonts w:ascii="Helvetica" w:hAnsi="Helvetica" w:eastAsia="Helvetica" w:cs="Helvetica"/>
+                <w:i w:val="false"/>
+                <w:b w:val="false"/>
+                <w:u w:val="none"/>
+                <w:sz w:val="22"/>
+                <w:szCs w:val="22"/>
+                <w:color w:val="000000"/>
+              </w:rPr>
+              <w:t xml:space="preserve">-28, 31</w:t>
+            </w:r>
+          </w:p>
+        </w:tc>
+        <w:tc>
+          <w:tcPr>
+            <w:tcBorders>
+              <w:bottom w:val="none" w:sz="0" w:space="0" w:color="000000"/>
+              <w:top w:val="none" w:sz="0" w:space="0" w:color="000000"/>
+              <w:left w:val="none" w:sz="0" w:space="0" w:color="000000"/>
+              <w:right w:val="none" w:sz="0" w:space="0" w:color="000000"/>
+            </w:tcBorders>
+            <w:shd w:val="clear" w:color="auto" w:fill="FFFFFF"/>
+            <w:tcMar>
+              <w:top w:w="0" w:type="dxa"/>
+              <w:bottom w:w="0" w:type="dxa"/>
+              <w:left w:w="0" w:type="dxa"/>
+              <w:right w:w="0" w:type="dxa"/>
+            </w:tcMar>
+            <w:vAlign w:val="top"/>
+          </w:tcPr>
+          <w:p>
+            <w:pPr>
+              <w:pStyle w:val="Normal"/>
+              <w:jc w:val="center"/>
+              <w:pBdr>
+                <w:bottom w:val="none" w:sz="0" w:space="0" w:color="000000"/>
+                <w:top w:val="none" w:sz="0" w:space="0" w:color="000000"/>
+                <w:left w:val="none" w:sz="0" w:space="0" w:color="000000"/>
+                <w:right w:val="none" w:sz="0" w:space="0" w:color="000000"/>
+              </w:pBdr>
+              <w:spacing w:after="100" w:before="100" w:line="240"/>
+              <w:ind w:left="100" w:right="100" w:firstLine="0" w:firstLineChars="0"/>
+              <w:rPr>
+                <w:rFonts w:ascii="Helvetica" w:hAnsi="Helvetica" w:eastAsia="Helvetica" w:cs="Helvetica"/>
+                <w:i w:val="false"/>
+                <w:b w:val="false"/>
+                <w:u w:val="none"/>
+                <w:sz w:val="22"/>
+                <w:szCs w:val="22"/>
+                <w:color w:val="000000"/>
+              </w:rPr>
+            </w:pPr>
+            <w:r>
+              <w:rPr>
+                <w:rFonts w:ascii="Helvetica" w:hAnsi="Helvetica" w:eastAsia="Helvetica" w:cs="Helvetica"/>
+                <w:i w:val="false"/>
+                <w:b w:val="false"/>
+                <w:u w:val="none"/>
+                <w:sz w:val="22"/>
+                <w:szCs w:val="22"/>
+                <w:color w:val="000000"/>
+              </w:rPr>
+              <w:t xml:space="preserve">0.933</w:t>
             </w:r>
           </w:p>
         </w:tc>
@@ -11220,113 +11220,113 @@
                 <w:szCs w:val="22"/>
                 <w:color w:val="000000"/>
               </w:rPr>
-              <w:t xml:space="preserve">2.1</w:t>
-            </w:r>
-          </w:p>
-        </w:tc>
-        <w:tc>
-          <w:tcPr>
-            <w:tcBorders>
-              <w:bottom w:val="none" w:sz="0" w:space="0" w:color="000000"/>
-              <w:top w:val="none" w:sz="0" w:space="0" w:color="000000"/>
-              <w:left w:val="none" w:sz="0" w:space="0" w:color="000000"/>
-              <w:right w:val="none" w:sz="0" w:space="0" w:color="000000"/>
-            </w:tcBorders>
-            <w:shd w:val="clear" w:color="auto" w:fill="FFFFFF"/>
-            <w:tcMar>
-              <w:top w:w="0" w:type="dxa"/>
-              <w:bottom w:w="0" w:type="dxa"/>
-              <w:left w:w="0" w:type="dxa"/>
-              <w:right w:w="0" w:type="dxa"/>
-            </w:tcMar>
-            <w:vAlign w:val="top"/>
-          </w:tcPr>
-          <w:p>
-            <w:pPr>
-              <w:pStyle w:val="Normal"/>
-              <w:jc w:val="center"/>
-              <w:pBdr>
-                <w:bottom w:val="none" w:sz="0" w:space="0" w:color="000000"/>
-                <w:top w:val="none" w:sz="0" w:space="0" w:color="000000"/>
-                <w:left w:val="none" w:sz="0" w:space="0" w:color="000000"/>
-                <w:right w:val="none" w:sz="0" w:space="0" w:color="000000"/>
-              </w:pBdr>
-              <w:spacing w:after="100" w:before="100" w:line="240"/>
-              <w:ind w:left="100" w:right="100" w:firstLine="0" w:firstLineChars="0"/>
-              <w:rPr>
-                <w:rFonts w:ascii="Helvetica" w:hAnsi="Helvetica" w:eastAsia="Helvetica" w:cs="Helvetica"/>
-                <w:i w:val="false"/>
-                <w:b w:val="false"/>
-                <w:u w:val="none"/>
-                <w:sz w:val="22"/>
-                <w:szCs w:val="22"/>
-                <w:color w:val="000000"/>
-              </w:rPr>
-            </w:pPr>
-            <w:r>
-              <w:rPr>
-                <w:rFonts w:ascii="Helvetica" w:hAnsi="Helvetica" w:eastAsia="Helvetica" w:cs="Helvetica"/>
-                <w:i w:val="false"/>
-                <w:b w:val="false"/>
-                <w:u w:val="none"/>
-                <w:sz w:val="22"/>
-                <w:szCs w:val="22"/>
-                <w:color w:val="000000"/>
-              </w:rPr>
-              <w:t xml:space="preserve">-11, 15</w:t>
-            </w:r>
-          </w:p>
-        </w:tc>
-        <w:tc>
-          <w:tcPr>
-            <w:tcBorders>
-              <w:bottom w:val="none" w:sz="0" w:space="0" w:color="000000"/>
-              <w:top w:val="none" w:sz="0" w:space="0" w:color="000000"/>
-              <w:left w:val="none" w:sz="0" w:space="0" w:color="000000"/>
-              <w:right w:val="none" w:sz="0" w:space="0" w:color="000000"/>
-            </w:tcBorders>
-            <w:shd w:val="clear" w:color="auto" w:fill="FFFFFF"/>
-            <w:tcMar>
-              <w:top w:w="0" w:type="dxa"/>
-              <w:bottom w:w="0" w:type="dxa"/>
-              <w:left w:w="0" w:type="dxa"/>
-              <w:right w:w="0" w:type="dxa"/>
-            </w:tcMar>
-            <w:vAlign w:val="top"/>
-          </w:tcPr>
-          <w:p>
-            <w:pPr>
-              <w:pStyle w:val="Normal"/>
-              <w:jc w:val="center"/>
-              <w:pBdr>
-                <w:bottom w:val="none" w:sz="0" w:space="0" w:color="000000"/>
-                <w:top w:val="none" w:sz="0" w:space="0" w:color="000000"/>
-                <w:left w:val="none" w:sz="0" w:space="0" w:color="000000"/>
-                <w:right w:val="none" w:sz="0" w:space="0" w:color="000000"/>
-              </w:pBdr>
-              <w:spacing w:after="100" w:before="100" w:line="240"/>
-              <w:ind w:left="100" w:right="100" w:firstLine="0" w:firstLineChars="0"/>
-              <w:rPr>
-                <w:rFonts w:ascii="Helvetica" w:hAnsi="Helvetica" w:eastAsia="Helvetica" w:cs="Helvetica"/>
-                <w:i w:val="false"/>
-                <w:b w:val="false"/>
-                <w:u w:val="none"/>
-                <w:sz w:val="22"/>
-                <w:szCs w:val="22"/>
-                <w:color w:val="000000"/>
-              </w:rPr>
-            </w:pPr>
-            <w:r>
-              <w:rPr>
-                <w:rFonts w:ascii="Helvetica" w:hAnsi="Helvetica" w:eastAsia="Helvetica" w:cs="Helvetica"/>
-                <w:i w:val="false"/>
-                <w:b w:val="false"/>
-                <w:u w:val="none"/>
-                <w:sz w:val="22"/>
-                <w:szCs w:val="22"/>
-                <w:color w:val="000000"/>
-              </w:rPr>
-              <w:t xml:space="preserve">0.754</w:t>
+              <w:t xml:space="preserve">3.0</w:t>
+            </w:r>
+          </w:p>
+        </w:tc>
+        <w:tc>
+          <w:tcPr>
+            <w:tcBorders>
+              <w:bottom w:val="none" w:sz="0" w:space="0" w:color="000000"/>
+              <w:top w:val="none" w:sz="0" w:space="0" w:color="000000"/>
+              <w:left w:val="none" w:sz="0" w:space="0" w:color="000000"/>
+              <w:right w:val="none" w:sz="0" w:space="0" w:color="000000"/>
+            </w:tcBorders>
+            <w:shd w:val="clear" w:color="auto" w:fill="FFFFFF"/>
+            <w:tcMar>
+              <w:top w:w="0" w:type="dxa"/>
+              <w:bottom w:w="0" w:type="dxa"/>
+              <w:left w:w="0" w:type="dxa"/>
+              <w:right w:w="0" w:type="dxa"/>
+            </w:tcMar>
+            <w:vAlign w:val="top"/>
+          </w:tcPr>
+          <w:p>
+            <w:pPr>
+              <w:pStyle w:val="Normal"/>
+              <w:jc w:val="center"/>
+              <w:pBdr>
+                <w:bottom w:val="none" w:sz="0" w:space="0" w:color="000000"/>
+                <w:top w:val="none" w:sz="0" w:space="0" w:color="000000"/>
+                <w:left w:val="none" w:sz="0" w:space="0" w:color="000000"/>
+                <w:right w:val="none" w:sz="0" w:space="0" w:color="000000"/>
+              </w:pBdr>
+              <w:spacing w:after="100" w:before="100" w:line="240"/>
+              <w:ind w:left="100" w:right="100" w:firstLine="0" w:firstLineChars="0"/>
+              <w:rPr>
+                <w:rFonts w:ascii="Helvetica" w:hAnsi="Helvetica" w:eastAsia="Helvetica" w:cs="Helvetica"/>
+                <w:i w:val="false"/>
+                <w:b w:val="false"/>
+                <w:u w:val="none"/>
+                <w:sz w:val="22"/>
+                <w:szCs w:val="22"/>
+                <w:color w:val="000000"/>
+              </w:rPr>
+            </w:pPr>
+            <w:r>
+              <w:rPr>
+                <w:rFonts w:ascii="Helvetica" w:hAnsi="Helvetica" w:eastAsia="Helvetica" w:cs="Helvetica"/>
+                <w:i w:val="false"/>
+                <w:b w:val="false"/>
+                <w:u w:val="none"/>
+                <w:sz w:val="22"/>
+                <w:szCs w:val="22"/>
+                <w:color w:val="000000"/>
+              </w:rPr>
+              <w:t xml:space="preserve">-10, 16</w:t>
+            </w:r>
+          </w:p>
+        </w:tc>
+        <w:tc>
+          <w:tcPr>
+            <w:tcBorders>
+              <w:bottom w:val="none" w:sz="0" w:space="0" w:color="000000"/>
+              <w:top w:val="none" w:sz="0" w:space="0" w:color="000000"/>
+              <w:left w:val="none" w:sz="0" w:space="0" w:color="000000"/>
+              <w:right w:val="none" w:sz="0" w:space="0" w:color="000000"/>
+            </w:tcBorders>
+            <w:shd w:val="clear" w:color="auto" w:fill="FFFFFF"/>
+            <w:tcMar>
+              <w:top w:w="0" w:type="dxa"/>
+              <w:bottom w:w="0" w:type="dxa"/>
+              <w:left w:w="0" w:type="dxa"/>
+              <w:right w:w="0" w:type="dxa"/>
+            </w:tcMar>
+            <w:vAlign w:val="top"/>
+          </w:tcPr>
+          <w:p>
+            <w:pPr>
+              <w:pStyle w:val="Normal"/>
+              <w:jc w:val="center"/>
+              <w:pBdr>
+                <w:bottom w:val="none" w:sz="0" w:space="0" w:color="000000"/>
+                <w:top w:val="none" w:sz="0" w:space="0" w:color="000000"/>
+                <w:left w:val="none" w:sz="0" w:space="0" w:color="000000"/>
+                <w:right w:val="none" w:sz="0" w:space="0" w:color="000000"/>
+              </w:pBdr>
+              <w:spacing w:after="100" w:before="100" w:line="240"/>
+              <w:ind w:left="100" w:right="100" w:firstLine="0" w:firstLineChars="0"/>
+              <w:rPr>
+                <w:rFonts w:ascii="Helvetica" w:hAnsi="Helvetica" w:eastAsia="Helvetica" w:cs="Helvetica"/>
+                <w:i w:val="false"/>
+                <w:b w:val="false"/>
+                <w:u w:val="none"/>
+                <w:sz w:val="22"/>
+                <w:szCs w:val="22"/>
+                <w:color w:val="000000"/>
+              </w:rPr>
+            </w:pPr>
+            <w:r>
+              <w:rPr>
+                <w:rFonts w:ascii="Helvetica" w:hAnsi="Helvetica" w:eastAsia="Helvetica" w:cs="Helvetica"/>
+                <w:i w:val="false"/>
+                <w:b w:val="false"/>
+                <w:u w:val="none"/>
+                <w:sz w:val="22"/>
+                <w:szCs w:val="22"/>
+                <w:color w:val="000000"/>
+              </w:rPr>
+              <w:t xml:space="preserve">0.649</w:t>
             </w:r>
           </w:p>
         </w:tc>
@@ -11703,113 +11703,113 @@
                 <w:szCs w:val="22"/>
                 <w:color w:val="000000"/>
               </w:rPr>
-              <w:t xml:space="preserve">-6.5</w:t>
-            </w:r>
-          </w:p>
-        </w:tc>
-        <w:tc>
-          <w:tcPr>
-            <w:tcBorders>
-              <w:bottom w:val="none" w:sz="0" w:space="0" w:color="000000"/>
-              <w:top w:val="none" w:sz="0" w:space="0" w:color="000000"/>
-              <w:left w:val="none" w:sz="0" w:space="0" w:color="000000"/>
-              <w:right w:val="none" w:sz="0" w:space="0" w:color="000000"/>
-            </w:tcBorders>
-            <w:shd w:val="clear" w:color="auto" w:fill="FFFFFF"/>
-            <w:tcMar>
-              <w:top w:w="0" w:type="dxa"/>
-              <w:bottom w:w="0" w:type="dxa"/>
-              <w:left w:w="0" w:type="dxa"/>
-              <w:right w:w="0" w:type="dxa"/>
-            </w:tcMar>
-            <w:vAlign w:val="top"/>
-          </w:tcPr>
-          <w:p>
-            <w:pPr>
-              <w:pStyle w:val="Normal"/>
-              <w:jc w:val="center"/>
-              <w:pBdr>
-                <w:bottom w:val="none" w:sz="0" w:space="0" w:color="000000"/>
-                <w:top w:val="none" w:sz="0" w:space="0" w:color="000000"/>
-                <w:left w:val="none" w:sz="0" w:space="0" w:color="000000"/>
-                <w:right w:val="none" w:sz="0" w:space="0" w:color="000000"/>
-              </w:pBdr>
-              <w:spacing w:after="100" w:before="100" w:line="240"/>
-              <w:ind w:left="100" w:right="100" w:firstLine="0" w:firstLineChars="0"/>
-              <w:rPr>
-                <w:rFonts w:ascii="Helvetica" w:hAnsi="Helvetica" w:eastAsia="Helvetica" w:cs="Helvetica"/>
-                <w:i w:val="false"/>
-                <w:b w:val="false"/>
-                <w:u w:val="none"/>
-                <w:sz w:val="22"/>
-                <w:szCs w:val="22"/>
-                <w:color w:val="000000"/>
-              </w:rPr>
-            </w:pPr>
-            <w:r>
-              <w:rPr>
-                <w:rFonts w:ascii="Helvetica" w:hAnsi="Helvetica" w:eastAsia="Helvetica" w:cs="Helvetica"/>
-                <w:i w:val="false"/>
-                <w:b w:val="false"/>
-                <w:u w:val="none"/>
-                <w:sz w:val="22"/>
-                <w:szCs w:val="22"/>
-                <w:color w:val="000000"/>
-              </w:rPr>
-              <w:t xml:space="preserve">-17, 3.9</w:t>
-            </w:r>
-          </w:p>
-        </w:tc>
-        <w:tc>
-          <w:tcPr>
-            <w:tcBorders>
-              <w:bottom w:val="none" w:sz="0" w:space="0" w:color="000000"/>
-              <w:top w:val="none" w:sz="0" w:space="0" w:color="000000"/>
-              <w:left w:val="none" w:sz="0" w:space="0" w:color="000000"/>
-              <w:right w:val="none" w:sz="0" w:space="0" w:color="000000"/>
-            </w:tcBorders>
-            <w:shd w:val="clear" w:color="auto" w:fill="FFFFFF"/>
-            <w:tcMar>
-              <w:top w:w="0" w:type="dxa"/>
-              <w:bottom w:w="0" w:type="dxa"/>
-              <w:left w:w="0" w:type="dxa"/>
-              <w:right w:w="0" w:type="dxa"/>
-            </w:tcMar>
-            <w:vAlign w:val="top"/>
-          </w:tcPr>
-          <w:p>
-            <w:pPr>
-              <w:pStyle w:val="Normal"/>
-              <w:jc w:val="center"/>
-              <w:pBdr>
-                <w:bottom w:val="none" w:sz="0" w:space="0" w:color="000000"/>
-                <w:top w:val="none" w:sz="0" w:space="0" w:color="000000"/>
-                <w:left w:val="none" w:sz="0" w:space="0" w:color="000000"/>
-                <w:right w:val="none" w:sz="0" w:space="0" w:color="000000"/>
-              </w:pBdr>
-              <w:spacing w:after="100" w:before="100" w:line="240"/>
-              <w:ind w:left="100" w:right="100" w:firstLine="0" w:firstLineChars="0"/>
-              <w:rPr>
-                <w:rFonts w:ascii="Helvetica" w:hAnsi="Helvetica" w:eastAsia="Helvetica" w:cs="Helvetica"/>
-                <w:i w:val="false"/>
-                <w:b w:val="false"/>
-                <w:u w:val="none"/>
-                <w:sz w:val="22"/>
-                <w:szCs w:val="22"/>
-                <w:color w:val="000000"/>
-              </w:rPr>
-            </w:pPr>
-            <w:r>
-              <w:rPr>
-                <w:rFonts w:ascii="Helvetica" w:hAnsi="Helvetica" w:eastAsia="Helvetica" w:cs="Helvetica"/>
-                <w:i w:val="false"/>
-                <w:b w:val="false"/>
-                <w:u w:val="none"/>
-                <w:sz w:val="22"/>
-                <w:szCs w:val="22"/>
-                <w:color w:val="000000"/>
-              </w:rPr>
-              <w:t xml:space="preserve">0.216</w:t>
+              <w:t xml:space="preserve">-6.8</w:t>
+            </w:r>
+          </w:p>
+        </w:tc>
+        <w:tc>
+          <w:tcPr>
+            <w:tcBorders>
+              <w:bottom w:val="none" w:sz="0" w:space="0" w:color="000000"/>
+              <w:top w:val="none" w:sz="0" w:space="0" w:color="000000"/>
+              <w:left w:val="none" w:sz="0" w:space="0" w:color="000000"/>
+              <w:right w:val="none" w:sz="0" w:space="0" w:color="000000"/>
+            </w:tcBorders>
+            <w:shd w:val="clear" w:color="auto" w:fill="FFFFFF"/>
+            <w:tcMar>
+              <w:top w:w="0" w:type="dxa"/>
+              <w:bottom w:w="0" w:type="dxa"/>
+              <w:left w:w="0" w:type="dxa"/>
+              <w:right w:w="0" w:type="dxa"/>
+            </w:tcMar>
+            <w:vAlign w:val="top"/>
+          </w:tcPr>
+          <w:p>
+            <w:pPr>
+              <w:pStyle w:val="Normal"/>
+              <w:jc w:val="center"/>
+              <w:pBdr>
+                <w:bottom w:val="none" w:sz="0" w:space="0" w:color="000000"/>
+                <w:top w:val="none" w:sz="0" w:space="0" w:color="000000"/>
+                <w:left w:val="none" w:sz="0" w:space="0" w:color="000000"/>
+                <w:right w:val="none" w:sz="0" w:space="0" w:color="000000"/>
+              </w:pBdr>
+              <w:spacing w:after="100" w:before="100" w:line="240"/>
+              <w:ind w:left="100" w:right="100" w:firstLine="0" w:firstLineChars="0"/>
+              <w:rPr>
+                <w:rFonts w:ascii="Helvetica" w:hAnsi="Helvetica" w:eastAsia="Helvetica" w:cs="Helvetica"/>
+                <w:i w:val="false"/>
+                <w:b w:val="false"/>
+                <w:u w:val="none"/>
+                <w:sz w:val="22"/>
+                <w:szCs w:val="22"/>
+                <w:color w:val="000000"/>
+              </w:rPr>
+            </w:pPr>
+            <w:r>
+              <w:rPr>
+                <w:rFonts w:ascii="Helvetica" w:hAnsi="Helvetica" w:eastAsia="Helvetica" w:cs="Helvetica"/>
+                <w:i w:val="false"/>
+                <w:b w:val="false"/>
+                <w:u w:val="none"/>
+                <w:sz w:val="22"/>
+                <w:szCs w:val="22"/>
+                <w:color w:val="000000"/>
+              </w:rPr>
+              <w:t xml:space="preserve">-17, 3.7</w:t>
+            </w:r>
+          </w:p>
+        </w:tc>
+        <w:tc>
+          <w:tcPr>
+            <w:tcBorders>
+              <w:bottom w:val="none" w:sz="0" w:space="0" w:color="000000"/>
+              <w:top w:val="none" w:sz="0" w:space="0" w:color="000000"/>
+              <w:left w:val="none" w:sz="0" w:space="0" w:color="000000"/>
+              <w:right w:val="none" w:sz="0" w:space="0" w:color="000000"/>
+            </w:tcBorders>
+            <w:shd w:val="clear" w:color="auto" w:fill="FFFFFF"/>
+            <w:tcMar>
+              <w:top w:w="0" w:type="dxa"/>
+              <w:bottom w:w="0" w:type="dxa"/>
+              <w:left w:w="0" w:type="dxa"/>
+              <w:right w:w="0" w:type="dxa"/>
+            </w:tcMar>
+            <w:vAlign w:val="top"/>
+          </w:tcPr>
+          <w:p>
+            <w:pPr>
+              <w:pStyle w:val="Normal"/>
+              <w:jc w:val="center"/>
+              <w:pBdr>
+                <w:bottom w:val="none" w:sz="0" w:space="0" w:color="000000"/>
+                <w:top w:val="none" w:sz="0" w:space="0" w:color="000000"/>
+                <w:left w:val="none" w:sz="0" w:space="0" w:color="000000"/>
+                <w:right w:val="none" w:sz="0" w:space="0" w:color="000000"/>
+              </w:pBdr>
+              <w:spacing w:after="100" w:before="100" w:line="240"/>
+              <w:ind w:left="100" w:right="100" w:firstLine="0" w:firstLineChars="0"/>
+              <w:rPr>
+                <w:rFonts w:ascii="Helvetica" w:hAnsi="Helvetica" w:eastAsia="Helvetica" w:cs="Helvetica"/>
+                <w:i w:val="false"/>
+                <w:b w:val="false"/>
+                <w:u w:val="none"/>
+                <w:sz w:val="22"/>
+                <w:szCs w:val="22"/>
+                <w:color w:val="000000"/>
+              </w:rPr>
+            </w:pPr>
+            <w:r>
+              <w:rPr>
+                <w:rFonts w:ascii="Helvetica" w:hAnsi="Helvetica" w:eastAsia="Helvetica" w:cs="Helvetica"/>
+                <w:i w:val="false"/>
+                <w:b w:val="false"/>
+                <w:u w:val="none"/>
+                <w:sz w:val="22"/>
+                <w:szCs w:val="22"/>
+                <w:color w:val="000000"/>
+              </w:rPr>
+              <w:t xml:space="preserve">0.203</w:t>
             </w:r>
           </w:p>
         </w:tc>
@@ -12186,113 +12186,113 @@
                 <w:szCs w:val="22"/>
                 <w:color w:val="000000"/>
               </w:rPr>
-              <w:t xml:space="preserve">-2.1</w:t>
-            </w:r>
-          </w:p>
-        </w:tc>
-        <w:tc>
-          <w:tcPr>
-            <w:tcBorders>
-              <w:bottom w:val="none" w:sz="0" w:space="0" w:color="000000"/>
-              <w:top w:val="none" w:sz="0" w:space="0" w:color="000000"/>
-              <w:left w:val="none" w:sz="0" w:space="0" w:color="000000"/>
-              <w:right w:val="none" w:sz="0" w:space="0" w:color="000000"/>
-            </w:tcBorders>
-            <w:shd w:val="clear" w:color="auto" w:fill="FFFFFF"/>
-            <w:tcMar>
-              <w:top w:w="0" w:type="dxa"/>
-              <w:bottom w:w="0" w:type="dxa"/>
-              <w:left w:w="0" w:type="dxa"/>
-              <w:right w:w="0" w:type="dxa"/>
-            </w:tcMar>
-            <w:vAlign w:val="top"/>
-          </w:tcPr>
-          <w:p>
-            <w:pPr>
-              <w:pStyle w:val="Normal"/>
-              <w:jc w:val="center"/>
-              <w:pBdr>
-                <w:bottom w:val="none" w:sz="0" w:space="0" w:color="000000"/>
-                <w:top w:val="none" w:sz="0" w:space="0" w:color="000000"/>
-                <w:left w:val="none" w:sz="0" w:space="0" w:color="000000"/>
-                <w:right w:val="none" w:sz="0" w:space="0" w:color="000000"/>
-              </w:pBdr>
-              <w:spacing w:after="100" w:before="100" w:line="240"/>
-              <w:ind w:left="100" w:right="100" w:firstLine="0" w:firstLineChars="0"/>
-              <w:rPr>
-                <w:rFonts w:ascii="Helvetica" w:hAnsi="Helvetica" w:eastAsia="Helvetica" w:cs="Helvetica"/>
-                <w:i w:val="false"/>
-                <w:b w:val="false"/>
-                <w:u w:val="none"/>
-                <w:sz w:val="22"/>
-                <w:szCs w:val="22"/>
-                <w:color w:val="000000"/>
-              </w:rPr>
-            </w:pPr>
-            <w:r>
-              <w:rPr>
-                <w:rFonts w:ascii="Helvetica" w:hAnsi="Helvetica" w:eastAsia="Helvetica" w:cs="Helvetica"/>
-                <w:i w:val="false"/>
-                <w:b w:val="false"/>
-                <w:u w:val="none"/>
-                <w:sz w:val="22"/>
-                <w:szCs w:val="22"/>
-                <w:color w:val="000000"/>
-              </w:rPr>
-              <w:t xml:space="preserve">-19, 15</w:t>
-            </w:r>
-          </w:p>
-        </w:tc>
-        <w:tc>
-          <w:tcPr>
-            <w:tcBorders>
-              <w:bottom w:val="none" w:sz="0" w:space="0" w:color="000000"/>
-              <w:top w:val="none" w:sz="0" w:space="0" w:color="000000"/>
-              <w:left w:val="none" w:sz="0" w:space="0" w:color="000000"/>
-              <w:right w:val="none" w:sz="0" w:space="0" w:color="000000"/>
-            </w:tcBorders>
-            <w:shd w:val="clear" w:color="auto" w:fill="FFFFFF"/>
-            <w:tcMar>
-              <w:top w:w="0" w:type="dxa"/>
-              <w:bottom w:w="0" w:type="dxa"/>
-              <w:left w:w="0" w:type="dxa"/>
-              <w:right w:w="0" w:type="dxa"/>
-            </w:tcMar>
-            <w:vAlign w:val="top"/>
-          </w:tcPr>
-          <w:p>
-            <w:pPr>
-              <w:pStyle w:val="Normal"/>
-              <w:jc w:val="center"/>
-              <w:pBdr>
-                <w:bottom w:val="none" w:sz="0" w:space="0" w:color="000000"/>
-                <w:top w:val="none" w:sz="0" w:space="0" w:color="000000"/>
-                <w:left w:val="none" w:sz="0" w:space="0" w:color="000000"/>
-                <w:right w:val="none" w:sz="0" w:space="0" w:color="000000"/>
-              </w:pBdr>
-              <w:spacing w:after="100" w:before="100" w:line="240"/>
-              <w:ind w:left="100" w:right="100" w:firstLine="0" w:firstLineChars="0"/>
-              <w:rPr>
-                <w:rFonts w:ascii="Helvetica" w:hAnsi="Helvetica" w:eastAsia="Helvetica" w:cs="Helvetica"/>
-                <w:i w:val="false"/>
-                <w:b w:val="false"/>
-                <w:u w:val="none"/>
-                <w:sz w:val="22"/>
-                <w:szCs w:val="22"/>
-                <w:color w:val="000000"/>
-              </w:rPr>
-            </w:pPr>
-            <w:r>
-              <w:rPr>
-                <w:rFonts w:ascii="Helvetica" w:hAnsi="Helvetica" w:eastAsia="Helvetica" w:cs="Helvetica"/>
-                <w:i w:val="false"/>
-                <w:b w:val="false"/>
-                <w:u w:val="none"/>
-                <w:sz w:val="22"/>
-                <w:szCs w:val="22"/>
-                <w:color w:val="000000"/>
-              </w:rPr>
-              <w:t xml:space="preserve">0.812</w:t>
+              <w:t xml:space="preserve">-2.8</w:t>
+            </w:r>
+          </w:p>
+        </w:tc>
+        <w:tc>
+          <w:tcPr>
+            <w:tcBorders>
+              <w:bottom w:val="none" w:sz="0" w:space="0" w:color="000000"/>
+              <w:top w:val="none" w:sz="0" w:space="0" w:color="000000"/>
+              <w:left w:val="none" w:sz="0" w:space="0" w:color="000000"/>
+              <w:right w:val="none" w:sz="0" w:space="0" w:color="000000"/>
+            </w:tcBorders>
+            <w:shd w:val="clear" w:color="auto" w:fill="FFFFFF"/>
+            <w:tcMar>
+              <w:top w:w="0" w:type="dxa"/>
+              <w:bottom w:w="0" w:type="dxa"/>
+              <w:left w:w="0" w:type="dxa"/>
+              <w:right w:w="0" w:type="dxa"/>
+            </w:tcMar>
+            <w:vAlign w:val="top"/>
+          </w:tcPr>
+          <w:p>
+            <w:pPr>
+              <w:pStyle w:val="Normal"/>
+              <w:jc w:val="center"/>
+              <w:pBdr>
+                <w:bottom w:val="none" w:sz="0" w:space="0" w:color="000000"/>
+                <w:top w:val="none" w:sz="0" w:space="0" w:color="000000"/>
+                <w:left w:val="none" w:sz="0" w:space="0" w:color="000000"/>
+                <w:right w:val="none" w:sz="0" w:space="0" w:color="000000"/>
+              </w:pBdr>
+              <w:spacing w:after="100" w:before="100" w:line="240"/>
+              <w:ind w:left="100" w:right="100" w:firstLine="0" w:firstLineChars="0"/>
+              <w:rPr>
+                <w:rFonts w:ascii="Helvetica" w:hAnsi="Helvetica" w:eastAsia="Helvetica" w:cs="Helvetica"/>
+                <w:i w:val="false"/>
+                <w:b w:val="false"/>
+                <w:u w:val="none"/>
+                <w:sz w:val="22"/>
+                <w:szCs w:val="22"/>
+                <w:color w:val="000000"/>
+              </w:rPr>
+            </w:pPr>
+            <w:r>
+              <w:rPr>
+                <w:rFonts w:ascii="Helvetica" w:hAnsi="Helvetica" w:eastAsia="Helvetica" w:cs="Helvetica"/>
+                <w:i w:val="false"/>
+                <w:b w:val="false"/>
+                <w:u w:val="none"/>
+                <w:sz w:val="22"/>
+                <w:szCs w:val="22"/>
+                <w:color w:val="000000"/>
+              </w:rPr>
+              <w:t xml:space="preserve">-20, 15</w:t>
+            </w:r>
+          </w:p>
+        </w:tc>
+        <w:tc>
+          <w:tcPr>
+            <w:tcBorders>
+              <w:bottom w:val="none" w:sz="0" w:space="0" w:color="000000"/>
+              <w:top w:val="none" w:sz="0" w:space="0" w:color="000000"/>
+              <w:left w:val="none" w:sz="0" w:space="0" w:color="000000"/>
+              <w:right w:val="none" w:sz="0" w:space="0" w:color="000000"/>
+            </w:tcBorders>
+            <w:shd w:val="clear" w:color="auto" w:fill="FFFFFF"/>
+            <w:tcMar>
+              <w:top w:w="0" w:type="dxa"/>
+              <w:bottom w:w="0" w:type="dxa"/>
+              <w:left w:w="0" w:type="dxa"/>
+              <w:right w:w="0" w:type="dxa"/>
+            </w:tcMar>
+            <w:vAlign w:val="top"/>
+          </w:tcPr>
+          <w:p>
+            <w:pPr>
+              <w:pStyle w:val="Normal"/>
+              <w:jc w:val="center"/>
+              <w:pBdr>
+                <w:bottom w:val="none" w:sz="0" w:space="0" w:color="000000"/>
+                <w:top w:val="none" w:sz="0" w:space="0" w:color="000000"/>
+                <w:left w:val="none" w:sz="0" w:space="0" w:color="000000"/>
+                <w:right w:val="none" w:sz="0" w:space="0" w:color="000000"/>
+              </w:pBdr>
+              <w:spacing w:after="100" w:before="100" w:line="240"/>
+              <w:ind w:left="100" w:right="100" w:firstLine="0" w:firstLineChars="0"/>
+              <w:rPr>
+                <w:rFonts w:ascii="Helvetica" w:hAnsi="Helvetica" w:eastAsia="Helvetica" w:cs="Helvetica"/>
+                <w:i w:val="false"/>
+                <w:b w:val="false"/>
+                <w:u w:val="none"/>
+                <w:sz w:val="22"/>
+                <w:szCs w:val="22"/>
+                <w:color w:val="000000"/>
+              </w:rPr>
+            </w:pPr>
+            <w:r>
+              <w:rPr>
+                <w:rFonts w:ascii="Helvetica" w:hAnsi="Helvetica" w:eastAsia="Helvetica" w:cs="Helvetica"/>
+                <w:i w:val="false"/>
+                <w:b w:val="false"/>
+                <w:u w:val="none"/>
+                <w:sz w:val="22"/>
+                <w:szCs w:val="22"/>
+                <w:color w:val="000000"/>
+              </w:rPr>
+              <w:t xml:space="preserve">0.749</w:t>
             </w:r>
           </w:p>
         </w:tc>
@@ -12722,60 +12722,60 @@
                 <w:szCs w:val="22"/>
                 <w:color w:val="000000"/>
               </w:rPr>
-              <w:t xml:space="preserve">-37, 12</w:t>
-            </w:r>
-          </w:p>
-        </w:tc>
-        <w:tc>
-          <w:tcPr>
-            <w:tcBorders>
-              <w:bottom w:val="none" w:sz="0" w:space="0" w:color="000000"/>
-              <w:top w:val="none" w:sz="0" w:space="0" w:color="000000"/>
-              <w:left w:val="none" w:sz="0" w:space="0" w:color="000000"/>
-              <w:right w:val="none" w:sz="0" w:space="0" w:color="000000"/>
-            </w:tcBorders>
-            <w:shd w:val="clear" w:color="auto" w:fill="FFFFFF"/>
-            <w:tcMar>
-              <w:top w:w="0" w:type="dxa"/>
-              <w:bottom w:w="0" w:type="dxa"/>
-              <w:left w:w="0" w:type="dxa"/>
-              <w:right w:w="0" w:type="dxa"/>
-            </w:tcMar>
-            <w:vAlign w:val="top"/>
-          </w:tcPr>
-          <w:p>
-            <w:pPr>
-              <w:pStyle w:val="Normal"/>
-              <w:jc w:val="center"/>
-              <w:pBdr>
-                <w:bottom w:val="none" w:sz="0" w:space="0" w:color="000000"/>
-                <w:top w:val="none" w:sz="0" w:space="0" w:color="000000"/>
-                <w:left w:val="none" w:sz="0" w:space="0" w:color="000000"/>
-                <w:right w:val="none" w:sz="0" w:space="0" w:color="000000"/>
-              </w:pBdr>
-              <w:spacing w:after="100" w:before="100" w:line="240"/>
-              <w:ind w:left="100" w:right="100" w:firstLine="0" w:firstLineChars="0"/>
-              <w:rPr>
-                <w:rFonts w:ascii="Helvetica" w:hAnsi="Helvetica" w:eastAsia="Helvetica" w:cs="Helvetica"/>
-                <w:i w:val="false"/>
-                <w:b w:val="false"/>
-                <w:u w:val="none"/>
-                <w:sz w:val="22"/>
-                <w:szCs w:val="22"/>
-                <w:color w:val="000000"/>
-              </w:rPr>
-            </w:pPr>
-            <w:r>
-              <w:rPr>
-                <w:rFonts w:ascii="Helvetica" w:hAnsi="Helvetica" w:eastAsia="Helvetica" w:cs="Helvetica"/>
-                <w:i w:val="false"/>
-                <w:b w:val="false"/>
-                <w:u w:val="none"/>
-                <w:sz w:val="22"/>
-                <w:szCs w:val="22"/>
-                <w:color w:val="000000"/>
-              </w:rPr>
-              <w:t xml:space="preserve">0.323</w:t>
+              <w:t xml:space="preserve">-37, 13</w:t>
+            </w:r>
+          </w:p>
+        </w:tc>
+        <w:tc>
+          <w:tcPr>
+            <w:tcBorders>
+              <w:bottom w:val="none" w:sz="0" w:space="0" w:color="000000"/>
+              <w:top w:val="none" w:sz="0" w:space="0" w:color="000000"/>
+              <w:left w:val="none" w:sz="0" w:space="0" w:color="000000"/>
+              <w:right w:val="none" w:sz="0" w:space="0" w:color="000000"/>
+            </w:tcBorders>
+            <w:shd w:val="clear" w:color="auto" w:fill="FFFFFF"/>
+            <w:tcMar>
+              <w:top w:w="0" w:type="dxa"/>
+              <w:bottom w:w="0" w:type="dxa"/>
+              <w:left w:w="0" w:type="dxa"/>
+              <w:right w:w="0" w:type="dxa"/>
+            </w:tcMar>
+            <w:vAlign w:val="top"/>
+          </w:tcPr>
+          <w:p>
+            <w:pPr>
+              <w:pStyle w:val="Normal"/>
+              <w:jc w:val="center"/>
+              <w:pBdr>
+                <w:bottom w:val="none" w:sz="0" w:space="0" w:color="000000"/>
+                <w:top w:val="none" w:sz="0" w:space="0" w:color="000000"/>
+                <w:left w:val="none" w:sz="0" w:space="0" w:color="000000"/>
+                <w:right w:val="none" w:sz="0" w:space="0" w:color="000000"/>
+              </w:pBdr>
+              <w:spacing w:after="100" w:before="100" w:line="240"/>
+              <w:ind w:left="100" w:right="100" w:firstLine="0" w:firstLineChars="0"/>
+              <w:rPr>
+                <w:rFonts w:ascii="Helvetica" w:hAnsi="Helvetica" w:eastAsia="Helvetica" w:cs="Helvetica"/>
+                <w:i w:val="false"/>
+                <w:b w:val="false"/>
+                <w:u w:val="none"/>
+                <w:sz w:val="22"/>
+                <w:szCs w:val="22"/>
+                <w:color w:val="000000"/>
+              </w:rPr>
+            </w:pPr>
+            <w:r>
+              <w:rPr>
+                <w:rFonts w:ascii="Helvetica" w:hAnsi="Helvetica" w:eastAsia="Helvetica" w:cs="Helvetica"/>
+                <w:i w:val="false"/>
+                <w:b w:val="false"/>
+                <w:u w:val="none"/>
+                <w:sz w:val="22"/>
+                <w:szCs w:val="22"/>
+                <w:color w:val="000000"/>
+              </w:rPr>
+              <w:t xml:space="preserve">0.353</w:t>
             </w:r>
           </w:p>
         </w:tc>
@@ -13152,113 +13152,113 @@
                 <w:szCs w:val="22"/>
                 <w:color w:val="000000"/>
               </w:rPr>
-              <w:t xml:space="preserve">9.5</w:t>
-            </w:r>
-          </w:p>
-        </w:tc>
-        <w:tc>
-          <w:tcPr>
-            <w:tcBorders>
-              <w:bottom w:val="none" w:sz="0" w:space="0" w:color="000000"/>
-              <w:top w:val="none" w:sz="0" w:space="0" w:color="000000"/>
-              <w:left w:val="none" w:sz="0" w:space="0" w:color="000000"/>
-              <w:right w:val="none" w:sz="0" w:space="0" w:color="000000"/>
-            </w:tcBorders>
-            <w:shd w:val="clear" w:color="auto" w:fill="FFFFFF"/>
-            <w:tcMar>
-              <w:top w:w="0" w:type="dxa"/>
-              <w:bottom w:w="0" w:type="dxa"/>
-              <w:left w:w="0" w:type="dxa"/>
-              <w:right w:w="0" w:type="dxa"/>
-            </w:tcMar>
-            <w:vAlign w:val="top"/>
-          </w:tcPr>
-          <w:p>
-            <w:pPr>
-              <w:pStyle w:val="Normal"/>
-              <w:jc w:val="center"/>
-              <w:pBdr>
-                <w:bottom w:val="none" w:sz="0" w:space="0" w:color="000000"/>
-                <w:top w:val="none" w:sz="0" w:space="0" w:color="000000"/>
-                <w:left w:val="none" w:sz="0" w:space="0" w:color="000000"/>
-                <w:right w:val="none" w:sz="0" w:space="0" w:color="000000"/>
-              </w:pBdr>
-              <w:spacing w:after="100" w:before="100" w:line="240"/>
-              <w:ind w:left="100" w:right="100" w:firstLine="0" w:firstLineChars="0"/>
-              <w:rPr>
-                <w:rFonts w:ascii="Helvetica" w:hAnsi="Helvetica" w:eastAsia="Helvetica" w:cs="Helvetica"/>
-                <w:i w:val="false"/>
-                <w:b w:val="false"/>
-                <w:u w:val="none"/>
-                <w:sz w:val="22"/>
-                <w:szCs w:val="22"/>
-                <w:color w:val="000000"/>
-              </w:rPr>
-            </w:pPr>
-            <w:r>
-              <w:rPr>
-                <w:rFonts w:ascii="Helvetica" w:hAnsi="Helvetica" w:eastAsia="Helvetica" w:cs="Helvetica"/>
-                <w:i w:val="false"/>
-                <w:b w:val="false"/>
-                <w:u w:val="none"/>
-                <w:sz w:val="22"/>
-                <w:szCs w:val="22"/>
-                <w:color w:val="000000"/>
-              </w:rPr>
-              <w:t xml:space="preserve">-1.2, 20</w:t>
-            </w:r>
-          </w:p>
-        </w:tc>
-        <w:tc>
-          <w:tcPr>
-            <w:tcBorders>
-              <w:bottom w:val="none" w:sz="0" w:space="0" w:color="000000"/>
-              <w:top w:val="none" w:sz="0" w:space="0" w:color="000000"/>
-              <w:left w:val="none" w:sz="0" w:space="0" w:color="000000"/>
-              <w:right w:val="none" w:sz="0" w:space="0" w:color="000000"/>
-            </w:tcBorders>
-            <w:shd w:val="clear" w:color="auto" w:fill="FFFFFF"/>
-            <w:tcMar>
-              <w:top w:w="0" w:type="dxa"/>
-              <w:bottom w:w="0" w:type="dxa"/>
-              <w:left w:w="0" w:type="dxa"/>
-              <w:right w:w="0" w:type="dxa"/>
-            </w:tcMar>
-            <w:vAlign w:val="top"/>
-          </w:tcPr>
-          <w:p>
-            <w:pPr>
-              <w:pStyle w:val="Normal"/>
-              <w:jc w:val="center"/>
-              <w:pBdr>
-                <w:bottom w:val="none" w:sz="0" w:space="0" w:color="000000"/>
-                <w:top w:val="none" w:sz="0" w:space="0" w:color="000000"/>
-                <w:left w:val="none" w:sz="0" w:space="0" w:color="000000"/>
-                <w:right w:val="none" w:sz="0" w:space="0" w:color="000000"/>
-              </w:pBdr>
-              <w:spacing w:after="100" w:before="100" w:line="240"/>
-              <w:ind w:left="100" w:right="100" w:firstLine="0" w:firstLineChars="0"/>
-              <w:rPr>
-                <w:rFonts w:ascii="Helvetica" w:hAnsi="Helvetica" w:eastAsia="Helvetica" w:cs="Helvetica"/>
-                <w:i w:val="false"/>
-                <w:b w:val="false"/>
-                <w:u w:val="none"/>
-                <w:sz w:val="22"/>
-                <w:szCs w:val="22"/>
-                <w:color w:val="000000"/>
-              </w:rPr>
-            </w:pPr>
-            <w:r>
-              <w:rPr>
-                <w:rFonts w:ascii="Helvetica" w:hAnsi="Helvetica" w:eastAsia="Helvetica" w:cs="Helvetica"/>
-                <w:i w:val="false"/>
-                <w:b w:val="false"/>
-                <w:u w:val="none"/>
-                <w:sz w:val="22"/>
-                <w:szCs w:val="22"/>
-                <w:color w:val="000000"/>
-              </w:rPr>
-              <w:t xml:space="preserve">0.082</w:t>
+              <w:t xml:space="preserve">9.4</w:t>
+            </w:r>
+          </w:p>
+        </w:tc>
+        <w:tc>
+          <w:tcPr>
+            <w:tcBorders>
+              <w:bottom w:val="none" w:sz="0" w:space="0" w:color="000000"/>
+              <w:top w:val="none" w:sz="0" w:space="0" w:color="000000"/>
+              <w:left w:val="none" w:sz="0" w:space="0" w:color="000000"/>
+              <w:right w:val="none" w:sz="0" w:space="0" w:color="000000"/>
+            </w:tcBorders>
+            <w:shd w:val="clear" w:color="auto" w:fill="FFFFFF"/>
+            <w:tcMar>
+              <w:top w:w="0" w:type="dxa"/>
+              <w:bottom w:w="0" w:type="dxa"/>
+              <w:left w:w="0" w:type="dxa"/>
+              <w:right w:w="0" w:type="dxa"/>
+            </w:tcMar>
+            <w:vAlign w:val="top"/>
+          </w:tcPr>
+          <w:p>
+            <w:pPr>
+              <w:pStyle w:val="Normal"/>
+              <w:jc w:val="center"/>
+              <w:pBdr>
+                <w:bottom w:val="none" w:sz="0" w:space="0" w:color="000000"/>
+                <w:top w:val="none" w:sz="0" w:space="0" w:color="000000"/>
+                <w:left w:val="none" w:sz="0" w:space="0" w:color="000000"/>
+                <w:right w:val="none" w:sz="0" w:space="0" w:color="000000"/>
+              </w:pBdr>
+              <w:spacing w:after="100" w:before="100" w:line="240"/>
+              <w:ind w:left="100" w:right="100" w:firstLine="0" w:firstLineChars="0"/>
+              <w:rPr>
+                <w:rFonts w:ascii="Helvetica" w:hAnsi="Helvetica" w:eastAsia="Helvetica" w:cs="Helvetica"/>
+                <w:i w:val="false"/>
+                <w:b w:val="false"/>
+                <w:u w:val="none"/>
+                <w:sz w:val="22"/>
+                <w:szCs w:val="22"/>
+                <w:color w:val="000000"/>
+              </w:rPr>
+            </w:pPr>
+            <w:r>
+              <w:rPr>
+                <w:rFonts w:ascii="Helvetica" w:hAnsi="Helvetica" w:eastAsia="Helvetica" w:cs="Helvetica"/>
+                <w:i w:val="false"/>
+                <w:b w:val="false"/>
+                <w:u w:val="none"/>
+                <w:sz w:val="22"/>
+                <w:szCs w:val="22"/>
+                <w:color w:val="000000"/>
+              </w:rPr>
+              <w:t xml:space="preserve">-1.5, 20</w:t>
+            </w:r>
+          </w:p>
+        </w:tc>
+        <w:tc>
+          <w:tcPr>
+            <w:tcBorders>
+              <w:bottom w:val="none" w:sz="0" w:space="0" w:color="000000"/>
+              <w:top w:val="none" w:sz="0" w:space="0" w:color="000000"/>
+              <w:left w:val="none" w:sz="0" w:space="0" w:color="000000"/>
+              <w:right w:val="none" w:sz="0" w:space="0" w:color="000000"/>
+            </w:tcBorders>
+            <w:shd w:val="clear" w:color="auto" w:fill="FFFFFF"/>
+            <w:tcMar>
+              <w:top w:w="0" w:type="dxa"/>
+              <w:bottom w:w="0" w:type="dxa"/>
+              <w:left w:w="0" w:type="dxa"/>
+              <w:right w:w="0" w:type="dxa"/>
+            </w:tcMar>
+            <w:vAlign w:val="top"/>
+          </w:tcPr>
+          <w:p>
+            <w:pPr>
+              <w:pStyle w:val="Normal"/>
+              <w:jc w:val="center"/>
+              <w:pBdr>
+                <w:bottom w:val="none" w:sz="0" w:space="0" w:color="000000"/>
+                <w:top w:val="none" w:sz="0" w:space="0" w:color="000000"/>
+                <w:left w:val="none" w:sz="0" w:space="0" w:color="000000"/>
+                <w:right w:val="none" w:sz="0" w:space="0" w:color="000000"/>
+              </w:pBdr>
+              <w:spacing w:after="100" w:before="100" w:line="240"/>
+              <w:ind w:left="100" w:right="100" w:firstLine="0" w:firstLineChars="0"/>
+              <w:rPr>
+                <w:rFonts w:ascii="Helvetica" w:hAnsi="Helvetica" w:eastAsia="Helvetica" w:cs="Helvetica"/>
+                <w:i w:val="false"/>
+                <w:b w:val="false"/>
+                <w:u w:val="none"/>
+                <w:sz w:val="22"/>
+                <w:szCs w:val="22"/>
+                <w:color w:val="000000"/>
+              </w:rPr>
+            </w:pPr>
+            <w:r>
+              <w:rPr>
+                <w:rFonts w:ascii="Helvetica" w:hAnsi="Helvetica" w:eastAsia="Helvetica" w:cs="Helvetica"/>
+                <w:i w:val="false"/>
+                <w:b w:val="false"/>
+                <w:u w:val="none"/>
+                <w:sz w:val="22"/>
+                <w:szCs w:val="22"/>
+                <w:color w:val="000000"/>
+              </w:rPr>
+              <w:t xml:space="preserve">0.091</w:t>
             </w:r>
           </w:p>
         </w:tc>
@@ -13635,113 +13635,113 @@
                 <w:szCs w:val="22"/>
                 <w:color w:val="000000"/>
               </w:rPr>
-              <w:t xml:space="preserve">-0.04</w:t>
-            </w:r>
-          </w:p>
-        </w:tc>
-        <w:tc>
-          <w:tcPr>
-            <w:tcBorders>
-              <w:bottom w:val="none" w:sz="0" w:space="0" w:color="000000"/>
-              <w:top w:val="none" w:sz="0" w:space="0" w:color="000000"/>
-              <w:left w:val="none" w:sz="0" w:space="0" w:color="000000"/>
-              <w:right w:val="none" w:sz="0" w:space="0" w:color="000000"/>
-            </w:tcBorders>
-            <w:shd w:val="clear" w:color="auto" w:fill="FFFFFF"/>
-            <w:tcMar>
-              <w:top w:w="0" w:type="dxa"/>
-              <w:bottom w:w="0" w:type="dxa"/>
-              <w:left w:w="0" w:type="dxa"/>
-              <w:right w:w="0" w:type="dxa"/>
-            </w:tcMar>
-            <w:vAlign w:val="top"/>
-          </w:tcPr>
-          <w:p>
-            <w:pPr>
-              <w:pStyle w:val="Normal"/>
-              <w:jc w:val="center"/>
-              <w:pBdr>
-                <w:bottom w:val="none" w:sz="0" w:space="0" w:color="000000"/>
-                <w:top w:val="none" w:sz="0" w:space="0" w:color="000000"/>
-                <w:left w:val="none" w:sz="0" w:space="0" w:color="000000"/>
-                <w:right w:val="none" w:sz="0" w:space="0" w:color="000000"/>
-              </w:pBdr>
-              <w:spacing w:after="100" w:before="100" w:line="240"/>
-              <w:ind w:left="100" w:right="100" w:firstLine="0" w:firstLineChars="0"/>
-              <w:rPr>
-                <w:rFonts w:ascii="Helvetica" w:hAnsi="Helvetica" w:eastAsia="Helvetica" w:cs="Helvetica"/>
-                <w:i w:val="false"/>
-                <w:b w:val="false"/>
-                <w:u w:val="none"/>
-                <w:sz w:val="22"/>
-                <w:szCs w:val="22"/>
-                <w:color w:val="000000"/>
-              </w:rPr>
-            </w:pPr>
-            <w:r>
-              <w:rPr>
-                <w:rFonts w:ascii="Helvetica" w:hAnsi="Helvetica" w:eastAsia="Helvetica" w:cs="Helvetica"/>
-                <w:i w:val="false"/>
-                <w:b w:val="false"/>
-                <w:u w:val="none"/>
-                <w:sz w:val="22"/>
-                <w:szCs w:val="22"/>
-                <w:color w:val="000000"/>
-              </w:rPr>
-              <w:t xml:space="preserve">-0.57, 0.49</w:t>
-            </w:r>
-          </w:p>
-        </w:tc>
-        <w:tc>
-          <w:tcPr>
-            <w:tcBorders>
-              <w:bottom w:val="none" w:sz="0" w:space="0" w:color="000000"/>
-              <w:top w:val="none" w:sz="0" w:space="0" w:color="000000"/>
-              <w:left w:val="none" w:sz="0" w:space="0" w:color="000000"/>
-              <w:right w:val="none" w:sz="0" w:space="0" w:color="000000"/>
-            </w:tcBorders>
-            <w:shd w:val="clear" w:color="auto" w:fill="FFFFFF"/>
-            <w:tcMar>
-              <w:top w:w="0" w:type="dxa"/>
-              <w:bottom w:w="0" w:type="dxa"/>
-              <w:left w:w="0" w:type="dxa"/>
-              <w:right w:w="0" w:type="dxa"/>
-            </w:tcMar>
-            <w:vAlign w:val="top"/>
-          </w:tcPr>
-          <w:p>
-            <w:pPr>
-              <w:pStyle w:val="Normal"/>
-              <w:jc w:val="center"/>
-              <w:pBdr>
-                <w:bottom w:val="none" w:sz="0" w:space="0" w:color="000000"/>
-                <w:top w:val="none" w:sz="0" w:space="0" w:color="000000"/>
-                <w:left w:val="none" w:sz="0" w:space="0" w:color="000000"/>
-                <w:right w:val="none" w:sz="0" w:space="0" w:color="000000"/>
-              </w:pBdr>
-              <w:spacing w:after="100" w:before="100" w:line="240"/>
-              <w:ind w:left="100" w:right="100" w:firstLine="0" w:firstLineChars="0"/>
-              <w:rPr>
-                <w:rFonts w:ascii="Helvetica" w:hAnsi="Helvetica" w:eastAsia="Helvetica" w:cs="Helvetica"/>
-                <w:i w:val="false"/>
-                <w:b w:val="false"/>
-                <w:u w:val="none"/>
-                <w:sz w:val="22"/>
-                <w:szCs w:val="22"/>
-                <w:color w:val="000000"/>
-              </w:rPr>
-            </w:pPr>
-            <w:r>
-              <w:rPr>
-                <w:rFonts w:ascii="Helvetica" w:hAnsi="Helvetica" w:eastAsia="Helvetica" w:cs="Helvetica"/>
-                <w:i w:val="false"/>
-                <w:b w:val="false"/>
-                <w:u w:val="none"/>
-                <w:sz w:val="22"/>
-                <w:szCs w:val="22"/>
-                <w:color w:val="000000"/>
-              </w:rPr>
-              <w:t xml:space="preserve">0.876</w:t>
+              <w:t xml:space="preserve">-0.51</w:t>
+            </w:r>
+          </w:p>
+        </w:tc>
+        <w:tc>
+          <w:tcPr>
+            <w:tcBorders>
+              <w:bottom w:val="none" w:sz="0" w:space="0" w:color="000000"/>
+              <w:top w:val="none" w:sz="0" w:space="0" w:color="000000"/>
+              <w:left w:val="none" w:sz="0" w:space="0" w:color="000000"/>
+              <w:right w:val="none" w:sz="0" w:space="0" w:color="000000"/>
+            </w:tcBorders>
+            <w:shd w:val="clear" w:color="auto" w:fill="FFFFFF"/>
+            <w:tcMar>
+              <w:top w:w="0" w:type="dxa"/>
+              <w:bottom w:w="0" w:type="dxa"/>
+              <w:left w:w="0" w:type="dxa"/>
+              <w:right w:w="0" w:type="dxa"/>
+            </w:tcMar>
+            <w:vAlign w:val="top"/>
+          </w:tcPr>
+          <w:p>
+            <w:pPr>
+              <w:pStyle w:val="Normal"/>
+              <w:jc w:val="center"/>
+              <w:pBdr>
+                <w:bottom w:val="none" w:sz="0" w:space="0" w:color="000000"/>
+                <w:top w:val="none" w:sz="0" w:space="0" w:color="000000"/>
+                <w:left w:val="none" w:sz="0" w:space="0" w:color="000000"/>
+                <w:right w:val="none" w:sz="0" w:space="0" w:color="000000"/>
+              </w:pBdr>
+              <w:spacing w:after="100" w:before="100" w:line="240"/>
+              <w:ind w:left="100" w:right="100" w:firstLine="0" w:firstLineChars="0"/>
+              <w:rPr>
+                <w:rFonts w:ascii="Helvetica" w:hAnsi="Helvetica" w:eastAsia="Helvetica" w:cs="Helvetica"/>
+                <w:i w:val="false"/>
+                <w:b w:val="false"/>
+                <w:u w:val="none"/>
+                <w:sz w:val="22"/>
+                <w:szCs w:val="22"/>
+                <w:color w:val="000000"/>
+              </w:rPr>
+            </w:pPr>
+            <w:r>
+              <w:rPr>
+                <w:rFonts w:ascii="Helvetica" w:hAnsi="Helvetica" w:eastAsia="Helvetica" w:cs="Helvetica"/>
+                <w:i w:val="false"/>
+                <w:b w:val="false"/>
+                <w:u w:val="none"/>
+                <w:sz w:val="22"/>
+                <w:szCs w:val="22"/>
+                <w:color w:val="000000"/>
+              </w:rPr>
+              <w:t xml:space="preserve">-0.97, -0.06</w:t>
+            </w:r>
+          </w:p>
+        </w:tc>
+        <w:tc>
+          <w:tcPr>
+            <w:tcBorders>
+              <w:bottom w:val="none" w:sz="0" w:space="0" w:color="000000"/>
+              <w:top w:val="none" w:sz="0" w:space="0" w:color="000000"/>
+              <w:left w:val="none" w:sz="0" w:space="0" w:color="000000"/>
+              <w:right w:val="none" w:sz="0" w:space="0" w:color="000000"/>
+            </w:tcBorders>
+            <w:shd w:val="clear" w:color="auto" w:fill="FFFFFF"/>
+            <w:tcMar>
+              <w:top w:w="0" w:type="dxa"/>
+              <w:bottom w:w="0" w:type="dxa"/>
+              <w:left w:w="0" w:type="dxa"/>
+              <w:right w:w="0" w:type="dxa"/>
+            </w:tcMar>
+            <w:vAlign w:val="top"/>
+          </w:tcPr>
+          <w:p>
+            <w:pPr>
+              <w:pStyle w:val="Normal"/>
+              <w:jc w:val="center"/>
+              <w:pBdr>
+                <w:bottom w:val="none" w:sz="0" w:space="0" w:color="000000"/>
+                <w:top w:val="none" w:sz="0" w:space="0" w:color="000000"/>
+                <w:left w:val="none" w:sz="0" w:space="0" w:color="000000"/>
+                <w:right w:val="none" w:sz="0" w:space="0" w:color="000000"/>
+              </w:pBdr>
+              <w:spacing w:after="100" w:before="100" w:line="240"/>
+              <w:ind w:left="100" w:right="100" w:firstLine="0" w:firstLineChars="0"/>
+              <w:rPr>
+                <w:rFonts w:ascii="Helvetica" w:hAnsi="Helvetica" w:eastAsia="Helvetica" w:cs="Helvetica"/>
+                <w:i w:val="false"/>
+                <w:b w:val="false"/>
+                <w:u w:val="none"/>
+                <w:sz w:val="22"/>
+                <w:szCs w:val="22"/>
+                <w:color w:val="000000"/>
+              </w:rPr>
+            </w:pPr>
+            <w:r>
+              <w:rPr>
+                <w:rFonts w:ascii="Helvetica" w:hAnsi="Helvetica" w:eastAsia="Helvetica" w:cs="Helvetica"/>
+                <w:i w:val="false"/>
+                <w:b w:val="false"/>
+                <w:u w:val="none"/>
+                <w:sz w:val="22"/>
+                <w:szCs w:val="22"/>
+                <w:color w:val="000000"/>
+              </w:rPr>
+              <w:t xml:space="preserve">0.028</w:t>
             </w:r>
           </w:p>
         </w:tc>
@@ -14118,113 +14118,113 @@
                 <w:szCs w:val="22"/>
                 <w:color w:val="000000"/>
               </w:rPr>
-              <w:t xml:space="preserve">11</w:t>
-            </w:r>
-          </w:p>
-        </w:tc>
-        <w:tc>
-          <w:tcPr>
-            <w:tcBorders>
-              <w:bottom w:val="none" w:sz="0" w:space="0" w:color="000000"/>
-              <w:top w:val="none" w:sz="0" w:space="0" w:color="000000"/>
-              <w:left w:val="none" w:sz="0" w:space="0" w:color="000000"/>
-              <w:right w:val="none" w:sz="0" w:space="0" w:color="000000"/>
-            </w:tcBorders>
-            <w:shd w:val="clear" w:color="auto" w:fill="FFFFFF"/>
-            <w:tcMar>
-              <w:top w:w="0" w:type="dxa"/>
-              <w:bottom w:w="0" w:type="dxa"/>
-              <w:left w:w="0" w:type="dxa"/>
-              <w:right w:w="0" w:type="dxa"/>
-            </w:tcMar>
-            <w:vAlign w:val="top"/>
-          </w:tcPr>
-          <w:p>
-            <w:pPr>
-              <w:pStyle w:val="Normal"/>
-              <w:jc w:val="center"/>
-              <w:pBdr>
-                <w:bottom w:val="none" w:sz="0" w:space="0" w:color="000000"/>
-                <w:top w:val="none" w:sz="0" w:space="0" w:color="000000"/>
-                <w:left w:val="none" w:sz="0" w:space="0" w:color="000000"/>
-                <w:right w:val="none" w:sz="0" w:space="0" w:color="000000"/>
-              </w:pBdr>
-              <w:spacing w:after="100" w:before="100" w:line="240"/>
-              <w:ind w:left="100" w:right="100" w:firstLine="0" w:firstLineChars="0"/>
-              <w:rPr>
-                <w:rFonts w:ascii="Helvetica" w:hAnsi="Helvetica" w:eastAsia="Helvetica" w:cs="Helvetica"/>
-                <w:i w:val="false"/>
-                <w:b w:val="false"/>
-                <w:u w:val="none"/>
-                <w:sz w:val="22"/>
-                <w:szCs w:val="22"/>
-                <w:color w:val="000000"/>
-              </w:rPr>
-            </w:pPr>
-            <w:r>
-              <w:rPr>
-                <w:rFonts w:ascii="Helvetica" w:hAnsi="Helvetica" w:eastAsia="Helvetica" w:cs="Helvetica"/>
-                <w:i w:val="false"/>
-                <w:b w:val="false"/>
-                <w:u w:val="none"/>
-                <w:sz w:val="22"/>
-                <w:szCs w:val="22"/>
-                <w:color w:val="000000"/>
-              </w:rPr>
-              <w:t xml:space="preserve">3.9, 19</w:t>
-            </w:r>
-          </w:p>
-        </w:tc>
-        <w:tc>
-          <w:tcPr>
-            <w:tcBorders>
-              <w:bottom w:val="none" w:sz="0" w:space="0" w:color="000000"/>
-              <w:top w:val="none" w:sz="0" w:space="0" w:color="000000"/>
-              <w:left w:val="none" w:sz="0" w:space="0" w:color="000000"/>
-              <w:right w:val="none" w:sz="0" w:space="0" w:color="000000"/>
-            </w:tcBorders>
-            <w:shd w:val="clear" w:color="auto" w:fill="FFFFFF"/>
-            <w:tcMar>
-              <w:top w:w="0" w:type="dxa"/>
-              <w:bottom w:w="0" w:type="dxa"/>
-              <w:left w:w="0" w:type="dxa"/>
-              <w:right w:w="0" w:type="dxa"/>
-            </w:tcMar>
-            <w:vAlign w:val="top"/>
-          </w:tcPr>
-          <w:p>
-            <w:pPr>
-              <w:pStyle w:val="Normal"/>
-              <w:jc w:val="center"/>
-              <w:pBdr>
-                <w:bottom w:val="none" w:sz="0" w:space="0" w:color="000000"/>
-                <w:top w:val="none" w:sz="0" w:space="0" w:color="000000"/>
-                <w:left w:val="none" w:sz="0" w:space="0" w:color="000000"/>
-                <w:right w:val="none" w:sz="0" w:space="0" w:color="000000"/>
-              </w:pBdr>
-              <w:spacing w:after="100" w:before="100" w:line="240"/>
-              <w:ind w:left="100" w:right="100" w:firstLine="0" w:firstLineChars="0"/>
-              <w:rPr>
-                <w:rFonts w:ascii="Helvetica" w:hAnsi="Helvetica" w:eastAsia="Helvetica" w:cs="Helvetica"/>
-                <w:i w:val="false"/>
-                <w:b w:val="false"/>
-                <w:u w:val="none"/>
-                <w:sz w:val="22"/>
-                <w:szCs w:val="22"/>
-                <w:color w:val="000000"/>
-              </w:rPr>
-            </w:pPr>
-            <w:r>
-              <w:rPr>
-                <w:rFonts w:ascii="Helvetica" w:hAnsi="Helvetica" w:eastAsia="Helvetica" w:cs="Helvetica"/>
-                <w:i w:val="false"/>
-                <w:b w:val="false"/>
-                <w:u w:val="none"/>
-                <w:sz w:val="22"/>
-                <w:szCs w:val="22"/>
-                <w:color w:val="000000"/>
-              </w:rPr>
-              <w:t xml:space="preserve">0.003</w:t>
+              <w:t xml:space="preserve">12</w:t>
+            </w:r>
+          </w:p>
+        </w:tc>
+        <w:tc>
+          <w:tcPr>
+            <w:tcBorders>
+              <w:bottom w:val="none" w:sz="0" w:space="0" w:color="000000"/>
+              <w:top w:val="none" w:sz="0" w:space="0" w:color="000000"/>
+              <w:left w:val="none" w:sz="0" w:space="0" w:color="000000"/>
+              <w:right w:val="none" w:sz="0" w:space="0" w:color="000000"/>
+            </w:tcBorders>
+            <w:shd w:val="clear" w:color="auto" w:fill="FFFFFF"/>
+            <w:tcMar>
+              <w:top w:w="0" w:type="dxa"/>
+              <w:bottom w:w="0" w:type="dxa"/>
+              <w:left w:w="0" w:type="dxa"/>
+              <w:right w:w="0" w:type="dxa"/>
+            </w:tcMar>
+            <w:vAlign w:val="top"/>
+          </w:tcPr>
+          <w:p>
+            <w:pPr>
+              <w:pStyle w:val="Normal"/>
+              <w:jc w:val="center"/>
+              <w:pBdr>
+                <w:bottom w:val="none" w:sz="0" w:space="0" w:color="000000"/>
+                <w:top w:val="none" w:sz="0" w:space="0" w:color="000000"/>
+                <w:left w:val="none" w:sz="0" w:space="0" w:color="000000"/>
+                <w:right w:val="none" w:sz="0" w:space="0" w:color="000000"/>
+              </w:pBdr>
+              <w:spacing w:after="100" w:before="100" w:line="240"/>
+              <w:ind w:left="100" w:right="100" w:firstLine="0" w:firstLineChars="0"/>
+              <w:rPr>
+                <w:rFonts w:ascii="Helvetica" w:hAnsi="Helvetica" w:eastAsia="Helvetica" w:cs="Helvetica"/>
+                <w:i w:val="false"/>
+                <w:b w:val="false"/>
+                <w:u w:val="none"/>
+                <w:sz w:val="22"/>
+                <w:szCs w:val="22"/>
+                <w:color w:val="000000"/>
+              </w:rPr>
+            </w:pPr>
+            <w:r>
+              <w:rPr>
+                <w:rFonts w:ascii="Helvetica" w:hAnsi="Helvetica" w:eastAsia="Helvetica" w:cs="Helvetica"/>
+                <w:i w:val="false"/>
+                <w:b w:val="false"/>
+                <w:u w:val="none"/>
+                <w:sz w:val="22"/>
+                <w:szCs w:val="22"/>
+                <w:color w:val="000000"/>
+              </w:rPr>
+              <w:t xml:space="preserve">4.3, 19</w:t>
+            </w:r>
+          </w:p>
+        </w:tc>
+        <w:tc>
+          <w:tcPr>
+            <w:tcBorders>
+              <w:bottom w:val="none" w:sz="0" w:space="0" w:color="000000"/>
+              <w:top w:val="none" w:sz="0" w:space="0" w:color="000000"/>
+              <w:left w:val="none" w:sz="0" w:space="0" w:color="000000"/>
+              <w:right w:val="none" w:sz="0" w:space="0" w:color="000000"/>
+            </w:tcBorders>
+            <w:shd w:val="clear" w:color="auto" w:fill="FFFFFF"/>
+            <w:tcMar>
+              <w:top w:w="0" w:type="dxa"/>
+              <w:bottom w:w="0" w:type="dxa"/>
+              <w:left w:w="0" w:type="dxa"/>
+              <w:right w:w="0" w:type="dxa"/>
+            </w:tcMar>
+            <w:vAlign w:val="top"/>
+          </w:tcPr>
+          <w:p>
+            <w:pPr>
+              <w:pStyle w:val="Normal"/>
+              <w:jc w:val="center"/>
+              <w:pBdr>
+                <w:bottom w:val="none" w:sz="0" w:space="0" w:color="000000"/>
+                <w:top w:val="none" w:sz="0" w:space="0" w:color="000000"/>
+                <w:left w:val="none" w:sz="0" w:space="0" w:color="000000"/>
+                <w:right w:val="none" w:sz="0" w:space="0" w:color="000000"/>
+              </w:pBdr>
+              <w:spacing w:after="100" w:before="100" w:line="240"/>
+              <w:ind w:left="100" w:right="100" w:firstLine="0" w:firstLineChars="0"/>
+              <w:rPr>
+                <w:rFonts w:ascii="Helvetica" w:hAnsi="Helvetica" w:eastAsia="Helvetica" w:cs="Helvetica"/>
+                <w:i w:val="false"/>
+                <w:b w:val="false"/>
+                <w:u w:val="none"/>
+                <w:sz w:val="22"/>
+                <w:szCs w:val="22"/>
+                <w:color w:val="000000"/>
+              </w:rPr>
+            </w:pPr>
+            <w:r>
+              <w:rPr>
+                <w:rFonts w:ascii="Helvetica" w:hAnsi="Helvetica" w:eastAsia="Helvetica" w:cs="Helvetica"/>
+                <w:i w:val="false"/>
+                <w:b w:val="false"/>
+                <w:u w:val="none"/>
+                <w:sz w:val="22"/>
+                <w:szCs w:val="22"/>
+                <w:color w:val="000000"/>
+              </w:rPr>
+              <w:t xml:space="preserve">0.002</w:t>
             </w:r>
           </w:p>
         </w:tc>
@@ -14601,113 +14601,113 @@
                 <w:szCs w:val="22"/>
                 <w:color w:val="000000"/>
               </w:rPr>
-              <w:t xml:space="preserve">0.14</w:t>
-            </w:r>
-          </w:p>
-        </w:tc>
-        <w:tc>
-          <w:tcPr>
-            <w:tcBorders>
-              <w:bottom w:val="none" w:sz="0" w:space="0" w:color="000000"/>
-              <w:top w:val="none" w:sz="0" w:space="0" w:color="000000"/>
-              <w:left w:val="none" w:sz="0" w:space="0" w:color="000000"/>
-              <w:right w:val="none" w:sz="0" w:space="0" w:color="000000"/>
-            </w:tcBorders>
-            <w:shd w:val="clear" w:color="auto" w:fill="FFFFFF"/>
-            <w:tcMar>
-              <w:top w:w="0" w:type="dxa"/>
-              <w:bottom w:w="0" w:type="dxa"/>
-              <w:left w:w="0" w:type="dxa"/>
-              <w:right w:w="0" w:type="dxa"/>
-            </w:tcMar>
-            <w:vAlign w:val="top"/>
-          </w:tcPr>
-          <w:p>
-            <w:pPr>
-              <w:pStyle w:val="Normal"/>
-              <w:jc w:val="center"/>
-              <w:pBdr>
-                <w:bottom w:val="none" w:sz="0" w:space="0" w:color="000000"/>
-                <w:top w:val="none" w:sz="0" w:space="0" w:color="000000"/>
-                <w:left w:val="none" w:sz="0" w:space="0" w:color="000000"/>
-                <w:right w:val="none" w:sz="0" w:space="0" w:color="000000"/>
-              </w:pBdr>
-              <w:spacing w:after="100" w:before="100" w:line="240"/>
-              <w:ind w:left="100" w:right="100" w:firstLine="0" w:firstLineChars="0"/>
-              <w:rPr>
-                <w:rFonts w:ascii="Helvetica" w:hAnsi="Helvetica" w:eastAsia="Helvetica" w:cs="Helvetica"/>
-                <w:i w:val="false"/>
-                <w:b w:val="false"/>
-                <w:u w:val="none"/>
-                <w:sz w:val="22"/>
-                <w:szCs w:val="22"/>
-                <w:color w:val="000000"/>
-              </w:rPr>
-            </w:pPr>
-            <w:r>
-              <w:rPr>
-                <w:rFonts w:ascii="Helvetica" w:hAnsi="Helvetica" w:eastAsia="Helvetica" w:cs="Helvetica"/>
-                <w:i w:val="false"/>
-                <w:b w:val="false"/>
-                <w:u w:val="none"/>
-                <w:sz w:val="22"/>
-                <w:szCs w:val="22"/>
-                <w:color w:val="000000"/>
-              </w:rPr>
-              <w:t xml:space="preserve">-29, 29</w:t>
-            </w:r>
-          </w:p>
-        </w:tc>
-        <w:tc>
-          <w:tcPr>
-            <w:tcBorders>
-              <w:bottom w:val="none" w:sz="0" w:space="0" w:color="000000"/>
-              <w:top w:val="none" w:sz="0" w:space="0" w:color="000000"/>
-              <w:left w:val="none" w:sz="0" w:space="0" w:color="000000"/>
-              <w:right w:val="none" w:sz="0" w:space="0" w:color="000000"/>
-            </w:tcBorders>
-            <w:shd w:val="clear" w:color="auto" w:fill="FFFFFF"/>
-            <w:tcMar>
-              <w:top w:w="0" w:type="dxa"/>
-              <w:bottom w:w="0" w:type="dxa"/>
-              <w:left w:w="0" w:type="dxa"/>
-              <w:right w:w="0" w:type="dxa"/>
-            </w:tcMar>
-            <w:vAlign w:val="top"/>
-          </w:tcPr>
-          <w:p>
-            <w:pPr>
-              <w:pStyle w:val="Normal"/>
-              <w:jc w:val="center"/>
-              <w:pBdr>
-                <w:bottom w:val="none" w:sz="0" w:space="0" w:color="000000"/>
-                <w:top w:val="none" w:sz="0" w:space="0" w:color="000000"/>
-                <w:left w:val="none" w:sz="0" w:space="0" w:color="000000"/>
-                <w:right w:val="none" w:sz="0" w:space="0" w:color="000000"/>
-              </w:pBdr>
-              <w:spacing w:after="100" w:before="100" w:line="240"/>
-              <w:ind w:left="100" w:right="100" w:firstLine="0" w:firstLineChars="0"/>
-              <w:rPr>
-                <w:rFonts w:ascii="Helvetica" w:hAnsi="Helvetica" w:eastAsia="Helvetica" w:cs="Helvetica"/>
-                <w:i w:val="false"/>
-                <w:b w:val="false"/>
-                <w:u w:val="none"/>
-                <w:sz w:val="22"/>
-                <w:szCs w:val="22"/>
-                <w:color w:val="000000"/>
-              </w:rPr>
-            </w:pPr>
-            <w:r>
-              <w:rPr>
-                <w:rFonts w:ascii="Helvetica" w:hAnsi="Helvetica" w:eastAsia="Helvetica" w:cs="Helvetica"/>
-                <w:i w:val="false"/>
-                <w:b w:val="false"/>
-                <w:u w:val="none"/>
-                <w:sz w:val="22"/>
-                <w:szCs w:val="22"/>
-                <w:color w:val="000000"/>
-              </w:rPr>
-              <w:t xml:space="preserve">0.992</w:t>
+              <w:t xml:space="preserve">1.7</w:t>
+            </w:r>
+          </w:p>
+        </w:tc>
+        <w:tc>
+          <w:tcPr>
+            <w:tcBorders>
+              <w:bottom w:val="none" w:sz="0" w:space="0" w:color="000000"/>
+              <w:top w:val="none" w:sz="0" w:space="0" w:color="000000"/>
+              <w:left w:val="none" w:sz="0" w:space="0" w:color="000000"/>
+              <w:right w:val="none" w:sz="0" w:space="0" w:color="000000"/>
+            </w:tcBorders>
+            <w:shd w:val="clear" w:color="auto" w:fill="FFFFFF"/>
+            <w:tcMar>
+              <w:top w:w="0" w:type="dxa"/>
+              <w:bottom w:w="0" w:type="dxa"/>
+              <w:left w:w="0" w:type="dxa"/>
+              <w:right w:w="0" w:type="dxa"/>
+            </w:tcMar>
+            <w:vAlign w:val="top"/>
+          </w:tcPr>
+          <w:p>
+            <w:pPr>
+              <w:pStyle w:val="Normal"/>
+              <w:jc w:val="center"/>
+              <w:pBdr>
+                <w:bottom w:val="none" w:sz="0" w:space="0" w:color="000000"/>
+                <w:top w:val="none" w:sz="0" w:space="0" w:color="000000"/>
+                <w:left w:val="none" w:sz="0" w:space="0" w:color="000000"/>
+                <w:right w:val="none" w:sz="0" w:space="0" w:color="000000"/>
+              </w:pBdr>
+              <w:spacing w:after="100" w:before="100" w:line="240"/>
+              <w:ind w:left="100" w:right="100" w:firstLine="0" w:firstLineChars="0"/>
+              <w:rPr>
+                <w:rFonts w:ascii="Helvetica" w:hAnsi="Helvetica" w:eastAsia="Helvetica" w:cs="Helvetica"/>
+                <w:i w:val="false"/>
+                <w:b w:val="false"/>
+                <w:u w:val="none"/>
+                <w:sz w:val="22"/>
+                <w:szCs w:val="22"/>
+                <w:color w:val="000000"/>
+              </w:rPr>
+            </w:pPr>
+            <w:r>
+              <w:rPr>
+                <w:rFonts w:ascii="Helvetica" w:hAnsi="Helvetica" w:eastAsia="Helvetica" w:cs="Helvetica"/>
+                <w:i w:val="false"/>
+                <w:b w:val="false"/>
+                <w:u w:val="none"/>
+                <w:sz w:val="22"/>
+                <w:szCs w:val="22"/>
+                <w:color w:val="000000"/>
+              </w:rPr>
+              <w:t xml:space="preserve">-28, 31</w:t>
+            </w:r>
+          </w:p>
+        </w:tc>
+        <w:tc>
+          <w:tcPr>
+            <w:tcBorders>
+              <w:bottom w:val="none" w:sz="0" w:space="0" w:color="000000"/>
+              <w:top w:val="none" w:sz="0" w:space="0" w:color="000000"/>
+              <w:left w:val="none" w:sz="0" w:space="0" w:color="000000"/>
+              <w:right w:val="none" w:sz="0" w:space="0" w:color="000000"/>
+            </w:tcBorders>
+            <w:shd w:val="clear" w:color="auto" w:fill="FFFFFF"/>
+            <w:tcMar>
+              <w:top w:w="0" w:type="dxa"/>
+              <w:bottom w:w="0" w:type="dxa"/>
+              <w:left w:w="0" w:type="dxa"/>
+              <w:right w:w="0" w:type="dxa"/>
+            </w:tcMar>
+            <w:vAlign w:val="top"/>
+          </w:tcPr>
+          <w:p>
+            <w:pPr>
+              <w:pStyle w:val="Normal"/>
+              <w:jc w:val="center"/>
+              <w:pBdr>
+                <w:bottom w:val="none" w:sz="0" w:space="0" w:color="000000"/>
+                <w:top w:val="none" w:sz="0" w:space="0" w:color="000000"/>
+                <w:left w:val="none" w:sz="0" w:space="0" w:color="000000"/>
+                <w:right w:val="none" w:sz="0" w:space="0" w:color="000000"/>
+              </w:pBdr>
+              <w:spacing w:after="100" w:before="100" w:line="240"/>
+              <w:ind w:left="100" w:right="100" w:firstLine="0" w:firstLineChars="0"/>
+              <w:rPr>
+                <w:rFonts w:ascii="Helvetica" w:hAnsi="Helvetica" w:eastAsia="Helvetica" w:cs="Helvetica"/>
+                <w:i w:val="false"/>
+                <w:b w:val="false"/>
+                <w:u w:val="none"/>
+                <w:sz w:val="22"/>
+                <w:szCs w:val="22"/>
+                <w:color w:val="000000"/>
+              </w:rPr>
+            </w:pPr>
+            <w:r>
+              <w:rPr>
+                <w:rFonts w:ascii="Helvetica" w:hAnsi="Helvetica" w:eastAsia="Helvetica" w:cs="Helvetica"/>
+                <w:i w:val="false"/>
+                <w:b w:val="false"/>
+                <w:u w:val="none"/>
+                <w:sz w:val="22"/>
+                <w:szCs w:val="22"/>
+                <w:color w:val="000000"/>
+              </w:rPr>
+              <w:t xml:space="preserve">0.908</w:t>
             </w:r>
           </w:p>
         </w:tc>
@@ -15084,120 +15084,120 @@
                 <w:szCs w:val="22"/>
                 <w:color w:val="000000"/>
               </w:rPr>
-              <w:t xml:space="preserve">-2.8</w:t>
-            </w:r>
-          </w:p>
-        </w:tc>
-        <w:tc>
-          <w:tcPr>
-            <w:tcBorders>
-              <w:bottom w:val="none" w:sz="0" w:space="0" w:color="000000"/>
-              <w:top w:val="none" w:sz="0" w:space="0" w:color="000000"/>
-              <w:left w:val="none" w:sz="0" w:space="0" w:color="000000"/>
-              <w:right w:val="none" w:sz="0" w:space="0" w:color="000000"/>
-            </w:tcBorders>
-            <w:shd w:val="clear" w:color="auto" w:fill="FFFFFF"/>
-            <w:tcMar>
-              <w:top w:w="0" w:type="dxa"/>
-              <w:bottom w:w="0" w:type="dxa"/>
-              <w:left w:w="0" w:type="dxa"/>
-              <w:right w:w="0" w:type="dxa"/>
-            </w:tcMar>
-            <w:vAlign w:val="top"/>
-          </w:tcPr>
-          <w:p>
-            <w:pPr>
-              <w:pStyle w:val="Normal"/>
-              <w:jc w:val="center"/>
-              <w:pBdr>
-                <w:bottom w:val="none" w:sz="0" w:space="0" w:color="000000"/>
-                <w:top w:val="none" w:sz="0" w:space="0" w:color="000000"/>
-                <w:left w:val="none" w:sz="0" w:space="0" w:color="000000"/>
-                <w:right w:val="none" w:sz="0" w:space="0" w:color="000000"/>
-              </w:pBdr>
-              <w:spacing w:after="100" w:before="100" w:line="240"/>
-              <w:ind w:left="100" w:right="100" w:firstLine="0" w:firstLineChars="0"/>
-              <w:rPr>
-                <w:rFonts w:ascii="Helvetica" w:hAnsi="Helvetica" w:eastAsia="Helvetica" w:cs="Helvetica"/>
-                <w:i w:val="false"/>
-                <w:b w:val="false"/>
-                <w:u w:val="none"/>
-                <w:sz w:val="22"/>
-                <w:szCs w:val="22"/>
-                <w:color w:val="000000"/>
-              </w:rPr>
-            </w:pPr>
-            <w:r>
-              <w:rPr>
-                <w:rFonts w:ascii="Helvetica" w:hAnsi="Helvetica" w:eastAsia="Helvetica" w:cs="Helvetica"/>
-                <w:i w:val="false"/>
-                <w:b w:val="false"/>
-                <w:u w:val="none"/>
-                <w:sz w:val="22"/>
-                <w:szCs w:val="22"/>
-                <w:color w:val="000000"/>
-              </w:rPr>
-              <w:t xml:space="preserve">-9.7, 4.1</w:t>
-            </w:r>
-          </w:p>
-        </w:tc>
-        <w:tc>
-          <w:tcPr>
-            <w:tcBorders>
-              <w:bottom w:val="none" w:sz="0" w:space="0" w:color="000000"/>
-              <w:top w:val="none" w:sz="0" w:space="0" w:color="000000"/>
-              <w:left w:val="none" w:sz="0" w:space="0" w:color="000000"/>
-              <w:right w:val="none" w:sz="0" w:space="0" w:color="000000"/>
-            </w:tcBorders>
-            <w:shd w:val="clear" w:color="auto" w:fill="FFFFFF"/>
-            <w:tcMar>
-              <w:top w:w="0" w:type="dxa"/>
-              <w:bottom w:w="0" w:type="dxa"/>
-              <w:left w:w="0" w:type="dxa"/>
-              <w:right w:w="0" w:type="dxa"/>
-            </w:tcMar>
-            <w:vAlign w:val="top"/>
-          </w:tcPr>
-          <w:p>
-            <w:pPr>
-              <w:pStyle w:val="Normal"/>
-              <w:jc w:val="center"/>
-              <w:pBdr>
-                <w:bottom w:val="none" w:sz="0" w:space="0" w:color="000000"/>
-                <w:top w:val="none" w:sz="0" w:space="0" w:color="000000"/>
-                <w:left w:val="none" w:sz="0" w:space="0" w:color="000000"/>
-                <w:right w:val="none" w:sz="0" w:space="0" w:color="000000"/>
-              </w:pBdr>
-              <w:spacing w:after="100" w:before="100" w:line="240"/>
-              <w:ind w:left="100" w:right="100" w:firstLine="0" w:firstLineChars="0"/>
-              <w:rPr>
-                <w:rFonts w:ascii="Helvetica" w:hAnsi="Helvetica" w:eastAsia="Helvetica" w:cs="Helvetica"/>
-                <w:i w:val="false"/>
-                <w:b w:val="false"/>
-                <w:u w:val="none"/>
-                <w:sz w:val="22"/>
-                <w:szCs w:val="22"/>
-                <w:color w:val="000000"/>
-              </w:rPr>
-            </w:pPr>
-            <w:r>
-              <w:rPr>
-                <w:rFonts w:ascii="Helvetica" w:hAnsi="Helvetica" w:eastAsia="Helvetica" w:cs="Helvetica"/>
-                <w:i w:val="false"/>
-                <w:b w:val="false"/>
-                <w:u w:val="none"/>
-                <w:sz w:val="22"/>
-                <w:szCs w:val="22"/>
-                <w:color w:val="000000"/>
-              </w:rPr>
-              <w:t xml:space="preserve">0.417</w:t>
+              <w:t xml:space="preserve">-2.5</w:t>
+            </w:r>
+          </w:p>
+        </w:tc>
+        <w:tc>
+          <w:tcPr>
+            <w:tcBorders>
+              <w:bottom w:val="none" w:sz="0" w:space="0" w:color="000000"/>
+              <w:top w:val="none" w:sz="0" w:space="0" w:color="000000"/>
+              <w:left w:val="none" w:sz="0" w:space="0" w:color="000000"/>
+              <w:right w:val="none" w:sz="0" w:space="0" w:color="000000"/>
+            </w:tcBorders>
+            <w:shd w:val="clear" w:color="auto" w:fill="FFFFFF"/>
+            <w:tcMar>
+              <w:top w:w="0" w:type="dxa"/>
+              <w:bottom w:w="0" w:type="dxa"/>
+              <w:left w:w="0" w:type="dxa"/>
+              <w:right w:w="0" w:type="dxa"/>
+            </w:tcMar>
+            <w:vAlign w:val="top"/>
+          </w:tcPr>
+          <w:p>
+            <w:pPr>
+              <w:pStyle w:val="Normal"/>
+              <w:jc w:val="center"/>
+              <w:pBdr>
+                <w:bottom w:val="none" w:sz="0" w:space="0" w:color="000000"/>
+                <w:top w:val="none" w:sz="0" w:space="0" w:color="000000"/>
+                <w:left w:val="none" w:sz="0" w:space="0" w:color="000000"/>
+                <w:right w:val="none" w:sz="0" w:space="0" w:color="000000"/>
+              </w:pBdr>
+              <w:spacing w:after="100" w:before="100" w:line="240"/>
+              <w:ind w:left="100" w:right="100" w:firstLine="0" w:firstLineChars="0"/>
+              <w:rPr>
+                <w:rFonts w:ascii="Helvetica" w:hAnsi="Helvetica" w:eastAsia="Helvetica" w:cs="Helvetica"/>
+                <w:i w:val="false"/>
+                <w:b w:val="false"/>
+                <w:u w:val="none"/>
+                <w:sz w:val="22"/>
+                <w:szCs w:val="22"/>
+                <w:color w:val="000000"/>
+              </w:rPr>
+            </w:pPr>
+            <w:r>
+              <w:rPr>
+                <w:rFonts w:ascii="Helvetica" w:hAnsi="Helvetica" w:eastAsia="Helvetica" w:cs="Helvetica"/>
+                <w:i w:val="false"/>
+                <w:b w:val="false"/>
+                <w:u w:val="none"/>
+                <w:sz w:val="22"/>
+                <w:szCs w:val="22"/>
+                <w:color w:val="000000"/>
+              </w:rPr>
+              <w:t xml:space="preserve">-9.4, 4.5</w:t>
+            </w:r>
+          </w:p>
+        </w:tc>
+        <w:tc>
+          <w:tcPr>
+            <w:tcBorders>
+              <w:bottom w:val="none" w:sz="0" w:space="0" w:color="000000"/>
+              <w:top w:val="none" w:sz="0" w:space="0" w:color="000000"/>
+              <w:left w:val="none" w:sz="0" w:space="0" w:color="000000"/>
+              <w:right w:val="none" w:sz="0" w:space="0" w:color="000000"/>
+            </w:tcBorders>
+            <w:shd w:val="clear" w:color="auto" w:fill="FFFFFF"/>
+            <w:tcMar>
+              <w:top w:w="0" w:type="dxa"/>
+              <w:bottom w:w="0" w:type="dxa"/>
+              <w:left w:w="0" w:type="dxa"/>
+              <w:right w:w="0" w:type="dxa"/>
+            </w:tcMar>
+            <w:vAlign w:val="top"/>
+          </w:tcPr>
+          <w:p>
+            <w:pPr>
+              <w:pStyle w:val="Normal"/>
+              <w:jc w:val="center"/>
+              <w:pBdr>
+                <w:bottom w:val="none" w:sz="0" w:space="0" w:color="000000"/>
+                <w:top w:val="none" w:sz="0" w:space="0" w:color="000000"/>
+                <w:left w:val="none" w:sz="0" w:space="0" w:color="000000"/>
+                <w:right w:val="none" w:sz="0" w:space="0" w:color="000000"/>
+              </w:pBdr>
+              <w:spacing w:after="100" w:before="100" w:line="240"/>
+              <w:ind w:left="100" w:right="100" w:firstLine="0" w:firstLineChars="0"/>
+              <w:rPr>
+                <w:rFonts w:ascii="Helvetica" w:hAnsi="Helvetica" w:eastAsia="Helvetica" w:cs="Helvetica"/>
+                <w:i w:val="false"/>
+                <w:b w:val="false"/>
+                <w:u w:val="none"/>
+                <w:sz w:val="22"/>
+                <w:szCs w:val="22"/>
+                <w:color w:val="000000"/>
+              </w:rPr>
+            </w:pPr>
+            <w:r>
+              <w:rPr>
+                <w:rFonts w:ascii="Helvetica" w:hAnsi="Helvetica" w:eastAsia="Helvetica" w:cs="Helvetica"/>
+                <w:i w:val="false"/>
+                <w:b w:val="false"/>
+                <w:u w:val="none"/>
+                <w:sz w:val="22"/>
+                <w:szCs w:val="22"/>
+                <w:color w:val="000000"/>
+              </w:rPr>
+              <w:t xml:space="preserve">0.486</w:t>
             </w:r>
           </w:p>
         </w:tc>
       </w:tr>
       <w:tr>
         <w:trPr>
-          <w:trHeight w:val="598" w:hRule="auto"/>
+          <w:trHeight w:val="619" w:hRule="auto"/>
         </w:trPr>
         body31
         <w:tc>
@@ -15249,7 +15249,7 @@
                 <w:szCs w:val="22"/>
                 <w:color w:val="000000"/>
               </w:rPr>
-              <w:t xml:space="preserve">cockcroft</w:t>
+              <w:t xml:space="preserve">ckd_epi_gfr_cre_cys</w:t>
             </w:r>
           </w:p>
         </w:tc>
@@ -15355,6 +15355,218 @@
                 <w:szCs w:val="22"/>
                 <w:color w:val="000000"/>
               </w:rPr>
+              <w:t xml:space="preserve">-0.10</w:t>
+            </w:r>
+          </w:p>
+        </w:tc>
+        <w:tc>
+          <w:tcPr>
+            <w:tcBorders>
+              <w:bottom w:val="single" w:sz="8" w:space="0" w:color="000000"/>
+              <w:top w:val="none" w:sz="0" w:space="0" w:color="000000"/>
+              <w:left w:val="none" w:sz="0" w:space="0" w:color="000000"/>
+              <w:right w:val="none" w:sz="0" w:space="0" w:color="000000"/>
+            </w:tcBorders>
+            <w:shd w:val="clear" w:color="auto" w:fill="FFFFFF"/>
+            <w:tcMar>
+              <w:top w:w="0" w:type="dxa"/>
+              <w:bottom w:w="0" w:type="dxa"/>
+              <w:left w:w="0" w:type="dxa"/>
+              <w:right w:w="0" w:type="dxa"/>
+            </w:tcMar>
+            <w:vAlign w:val="top"/>
+          </w:tcPr>
+          <w:p>
+            <w:pPr>
+              <w:pStyle w:val="Normal"/>
+              <w:jc w:val="center"/>
+              <w:pBdr>
+                <w:bottom w:val="none" w:sz="0" w:space="0" w:color="000000"/>
+                <w:top w:val="none" w:sz="0" w:space="0" w:color="000000"/>
+                <w:left w:val="none" w:sz="0" w:space="0" w:color="000000"/>
+                <w:right w:val="none" w:sz="0" w:space="0" w:color="000000"/>
+              </w:pBdr>
+              <w:spacing w:after="100" w:before="100" w:line="240"/>
+              <w:ind w:left="100" w:right="100" w:firstLine="0" w:firstLineChars="0"/>
+              <w:rPr>
+                <w:rFonts w:ascii="Helvetica" w:hAnsi="Helvetica" w:eastAsia="Helvetica" w:cs="Helvetica"/>
+                <w:i w:val="false"/>
+                <w:b w:val="false"/>
+                <w:u w:val="none"/>
+                <w:sz w:val="22"/>
+                <w:szCs w:val="22"/>
+                <w:color w:val="000000"/>
+              </w:rPr>
+            </w:pPr>
+            <w:r>
+              <w:rPr>
+                <w:rFonts w:ascii="Helvetica" w:hAnsi="Helvetica" w:eastAsia="Helvetica" w:cs="Helvetica"/>
+                <w:i w:val="false"/>
+                <w:b w:val="false"/>
+                <w:u w:val="none"/>
+                <w:sz w:val="22"/>
+                <w:szCs w:val="22"/>
+                <w:color w:val="000000"/>
+              </w:rPr>
+              <w:t xml:space="preserve">-0.21, 0.02</w:t>
+            </w:r>
+          </w:p>
+        </w:tc>
+        <w:tc>
+          <w:tcPr>
+            <w:tcBorders>
+              <w:bottom w:val="single" w:sz="8" w:space="0" w:color="000000"/>
+              <w:top w:val="none" w:sz="0" w:space="0" w:color="000000"/>
+              <w:left w:val="none" w:sz="0" w:space="0" w:color="000000"/>
+              <w:right w:val="none" w:sz="0" w:space="0" w:color="000000"/>
+            </w:tcBorders>
+            <w:shd w:val="clear" w:color="auto" w:fill="FFFFFF"/>
+            <w:tcMar>
+              <w:top w:w="0" w:type="dxa"/>
+              <w:bottom w:w="0" w:type="dxa"/>
+              <w:left w:w="0" w:type="dxa"/>
+              <w:right w:w="0" w:type="dxa"/>
+            </w:tcMar>
+            <w:vAlign w:val="top"/>
+          </w:tcPr>
+          <w:p>
+            <w:pPr>
+              <w:pStyle w:val="Normal"/>
+              <w:jc w:val="center"/>
+              <w:pBdr>
+                <w:bottom w:val="none" w:sz="0" w:space="0" w:color="000000"/>
+                <w:top w:val="none" w:sz="0" w:space="0" w:color="000000"/>
+                <w:left w:val="none" w:sz="0" w:space="0" w:color="000000"/>
+                <w:right w:val="none" w:sz="0" w:space="0" w:color="000000"/>
+              </w:pBdr>
+              <w:spacing w:after="100" w:before="100" w:line="240"/>
+              <w:ind w:left="100" w:right="100" w:firstLine="0" w:firstLineChars="0"/>
+              <w:rPr>
+                <w:rFonts w:ascii="Helvetica" w:hAnsi="Helvetica" w:eastAsia="Helvetica" w:cs="Helvetica"/>
+                <w:i w:val="false"/>
+                <w:b w:val="false"/>
+                <w:u w:val="none"/>
+                <w:sz w:val="22"/>
+                <w:szCs w:val="22"/>
+                <w:color w:val="000000"/>
+              </w:rPr>
+            </w:pPr>
+            <w:r>
+              <w:rPr>
+                <w:rFonts w:ascii="Helvetica" w:hAnsi="Helvetica" w:eastAsia="Helvetica" w:cs="Helvetica"/>
+                <w:i w:val="false"/>
+                <w:b w:val="false"/>
+                <w:u w:val="none"/>
+                <w:sz w:val="22"/>
+                <w:szCs w:val="22"/>
+                <w:color w:val="000000"/>
+              </w:rPr>
+              <w:t xml:space="preserve">0.101</w:t>
+            </w:r>
+          </w:p>
+        </w:tc>
+        <w:tc>
+          <w:tcPr>
+            <w:tcBorders>
+              <w:bottom w:val="single" w:sz="8" w:space="0" w:color="000000"/>
+              <w:top w:val="none" w:sz="0" w:space="0" w:color="000000"/>
+              <w:left w:val="none" w:sz="0" w:space="0" w:color="000000"/>
+              <w:right w:val="none" w:sz="0" w:space="0" w:color="000000"/>
+            </w:tcBorders>
+            <w:shd w:val="clear" w:color="auto" w:fill="FFFFFF"/>
+            <w:tcMar>
+              <w:top w:w="0" w:type="dxa"/>
+              <w:bottom w:w="0" w:type="dxa"/>
+              <w:left w:w="0" w:type="dxa"/>
+              <w:right w:w="0" w:type="dxa"/>
+            </w:tcMar>
+            <w:vAlign w:val="top"/>
+          </w:tcPr>
+          <w:p>
+            <w:pPr>
+              <w:pStyle w:val="Normal"/>
+              <w:jc w:val="center"/>
+              <w:pBdr>
+                <w:bottom w:val="none" w:sz="0" w:space="0" w:color="000000"/>
+                <w:top w:val="none" w:sz="0" w:space="0" w:color="000000"/>
+                <w:left w:val="none" w:sz="0" w:space="0" w:color="000000"/>
+                <w:right w:val="none" w:sz="0" w:space="0" w:color="000000"/>
+              </w:pBdr>
+              <w:spacing w:after="100" w:before="100" w:line="240"/>
+              <w:ind w:left="100" w:right="100" w:firstLine="0" w:firstLineChars="0"/>
+              <w:rPr>
+                <w:rFonts w:ascii="Helvetica" w:hAnsi="Helvetica" w:eastAsia="Helvetica" w:cs="Helvetica"/>
+                <w:i w:val="false"/>
+                <w:b w:val="false"/>
+                <w:u w:val="none"/>
+                <w:sz w:val="22"/>
+                <w:szCs w:val="22"/>
+                <w:color w:val="000000"/>
+              </w:rPr>
+            </w:pPr>
+            <w:r>
+              <w:rPr>
+                <w:rFonts w:ascii="Helvetica" w:hAnsi="Helvetica" w:eastAsia="Helvetica" w:cs="Helvetica"/>
+                <w:i w:val="false"/>
+                <w:b w:val="false"/>
+                <w:u w:val="none"/>
+                <w:sz w:val="22"/>
+                <w:szCs w:val="22"/>
+                <w:color w:val="000000"/>
+              </w:rPr>
+              <w:t xml:space="preserve">112</w:t>
+            </w:r>
+          </w:p>
+        </w:tc>
+        <w:tc>
+          <w:tcPr>
+            <w:tcBorders>
+              <w:bottom w:val="single" w:sz="8" w:space="0" w:color="000000"/>
+              <w:top w:val="none" w:sz="0" w:space="0" w:color="000000"/>
+              <w:left w:val="none" w:sz="0" w:space="0" w:color="000000"/>
+              <w:right w:val="none" w:sz="0" w:space="0" w:color="000000"/>
+            </w:tcBorders>
+            <w:shd w:val="clear" w:color="auto" w:fill="FFFFFF"/>
+            <w:tcMar>
+              <w:top w:w="0" w:type="dxa"/>
+              <w:bottom w:w="0" w:type="dxa"/>
+              <w:left w:w="0" w:type="dxa"/>
+              <w:right w:w="0" w:type="dxa"/>
+            </w:tcMar>
+            <w:vAlign w:val="top"/>
+          </w:tcPr>
+          <w:p>
+            <w:pPr>
+              <w:pStyle w:val="Normal"/>
+              <w:jc w:val="center"/>
+              <w:pBdr>
+                <w:bottom w:val="none" w:sz="0" w:space="0" w:color="000000"/>
+                <w:top w:val="none" w:sz="0" w:space="0" w:color="000000"/>
+                <w:left w:val="none" w:sz="0" w:space="0" w:color="000000"/>
+                <w:right w:val="none" w:sz="0" w:space="0" w:color="000000"/>
+              </w:pBdr>
+              <w:spacing w:after="100" w:before="100" w:line="240"/>
+              <w:ind w:left="100" w:right="100" w:firstLine="0" w:firstLineChars="0"/>
+              <w:rPr>
+                <w:rFonts w:ascii="Helvetica" w:hAnsi="Helvetica" w:eastAsia="Helvetica" w:cs="Helvetica"/>
+                <w:i w:val="false"/>
+                <w:b w:val="false"/>
+                <w:u w:val="none"/>
+                <w:sz w:val="22"/>
+                <w:szCs w:val="22"/>
+                <w:color w:val="000000"/>
+              </w:rPr>
+            </w:pPr>
+            <w:r>
+              <w:rPr>
+                <w:rFonts w:ascii="Helvetica" w:hAnsi="Helvetica" w:eastAsia="Helvetica" w:cs="Helvetica"/>
+                <w:i w:val="false"/>
+                <w:b w:val="false"/>
+                <w:u w:val="none"/>
+                <w:sz w:val="22"/>
+                <w:szCs w:val="22"/>
+                <w:color w:val="000000"/>
+              </w:rPr>
               <w:t xml:space="preserve">-0.14</w:t>
             </w:r>
           </w:p>
@@ -15408,7 +15620,7 @@
                 <w:szCs w:val="22"/>
                 <w:color w:val="000000"/>
               </w:rPr>
-              <w:t xml:space="preserve">-0.22, -0.06</w:t>
+              <w:t xml:space="preserve">-0.31, 0.02</w:t>
             </w:r>
           </w:p>
         </w:tc>
@@ -15461,219 +15673,7 @@
                 <w:szCs w:val="22"/>
                 <w:color w:val="000000"/>
               </w:rPr>
-              <w:t xml:space="preserve">&lt;0.001</w:t>
-            </w:r>
-          </w:p>
-        </w:tc>
-        <w:tc>
-          <w:tcPr>
-            <w:tcBorders>
-              <w:bottom w:val="single" w:sz="8" w:space="0" w:color="000000"/>
-              <w:top w:val="none" w:sz="0" w:space="0" w:color="000000"/>
-              <w:left w:val="none" w:sz="0" w:space="0" w:color="000000"/>
-              <w:right w:val="none" w:sz="0" w:space="0" w:color="000000"/>
-            </w:tcBorders>
-            <w:shd w:val="clear" w:color="auto" w:fill="FFFFFF"/>
-            <w:tcMar>
-              <w:top w:w="0" w:type="dxa"/>
-              <w:bottom w:w="0" w:type="dxa"/>
-              <w:left w:w="0" w:type="dxa"/>
-              <w:right w:w="0" w:type="dxa"/>
-            </w:tcMar>
-            <w:vAlign w:val="top"/>
-          </w:tcPr>
-          <w:p>
-            <w:pPr>
-              <w:pStyle w:val="Normal"/>
-              <w:jc w:val="center"/>
-              <w:pBdr>
-                <w:bottom w:val="none" w:sz="0" w:space="0" w:color="000000"/>
-                <w:top w:val="none" w:sz="0" w:space="0" w:color="000000"/>
-                <w:left w:val="none" w:sz="0" w:space="0" w:color="000000"/>
-                <w:right w:val="none" w:sz="0" w:space="0" w:color="000000"/>
-              </w:pBdr>
-              <w:spacing w:after="100" w:before="100" w:line="240"/>
-              <w:ind w:left="100" w:right="100" w:firstLine="0" w:firstLineChars="0"/>
-              <w:rPr>
-                <w:rFonts w:ascii="Helvetica" w:hAnsi="Helvetica" w:eastAsia="Helvetica" w:cs="Helvetica"/>
-                <w:i w:val="false"/>
-                <w:b w:val="false"/>
-                <w:u w:val="none"/>
-                <w:sz w:val="22"/>
-                <w:szCs w:val="22"/>
-                <w:color w:val="000000"/>
-              </w:rPr>
-            </w:pPr>
-            <w:r>
-              <w:rPr>
-                <w:rFonts w:ascii="Helvetica" w:hAnsi="Helvetica" w:eastAsia="Helvetica" w:cs="Helvetica"/>
-                <w:i w:val="false"/>
-                <w:b w:val="false"/>
-                <w:u w:val="none"/>
-                <w:sz w:val="22"/>
-                <w:szCs w:val="22"/>
-                <w:color w:val="000000"/>
-              </w:rPr>
-              <w:t xml:space="preserve">112</w:t>
-            </w:r>
-          </w:p>
-        </w:tc>
-        <w:tc>
-          <w:tcPr>
-            <w:tcBorders>
-              <w:bottom w:val="single" w:sz="8" w:space="0" w:color="000000"/>
-              <w:top w:val="none" w:sz="0" w:space="0" w:color="000000"/>
-              <w:left w:val="none" w:sz="0" w:space="0" w:color="000000"/>
-              <w:right w:val="none" w:sz="0" w:space="0" w:color="000000"/>
-            </w:tcBorders>
-            <w:shd w:val="clear" w:color="auto" w:fill="FFFFFF"/>
-            <w:tcMar>
-              <w:top w:w="0" w:type="dxa"/>
-              <w:bottom w:w="0" w:type="dxa"/>
-              <w:left w:w="0" w:type="dxa"/>
-              <w:right w:w="0" w:type="dxa"/>
-            </w:tcMar>
-            <w:vAlign w:val="top"/>
-          </w:tcPr>
-          <w:p>
-            <w:pPr>
-              <w:pStyle w:val="Normal"/>
-              <w:jc w:val="center"/>
-              <w:pBdr>
-                <w:bottom w:val="none" w:sz="0" w:space="0" w:color="000000"/>
-                <w:top w:val="none" w:sz="0" w:space="0" w:color="000000"/>
-                <w:left w:val="none" w:sz="0" w:space="0" w:color="000000"/>
-                <w:right w:val="none" w:sz="0" w:space="0" w:color="000000"/>
-              </w:pBdr>
-              <w:spacing w:after="100" w:before="100" w:line="240"/>
-              <w:ind w:left="100" w:right="100" w:firstLine="0" w:firstLineChars="0"/>
-              <w:rPr>
-                <w:rFonts w:ascii="Helvetica" w:hAnsi="Helvetica" w:eastAsia="Helvetica" w:cs="Helvetica"/>
-                <w:i w:val="false"/>
-                <w:b w:val="false"/>
-                <w:u w:val="none"/>
-                <w:sz w:val="22"/>
-                <w:szCs w:val="22"/>
-                <w:color w:val="000000"/>
-              </w:rPr>
-            </w:pPr>
-            <w:r>
-              <w:rPr>
-                <w:rFonts w:ascii="Helvetica" w:hAnsi="Helvetica" w:eastAsia="Helvetica" w:cs="Helvetica"/>
-                <w:i w:val="false"/>
-                <w:b w:val="false"/>
-                <w:u w:val="none"/>
-                <w:sz w:val="22"/>
-                <w:szCs w:val="22"/>
-                <w:color w:val="000000"/>
-              </w:rPr>
-              <w:t xml:space="preserve">-0.15</w:t>
-            </w:r>
-          </w:p>
-        </w:tc>
-        <w:tc>
-          <w:tcPr>
-            <w:tcBorders>
-              <w:bottom w:val="single" w:sz="8" w:space="0" w:color="000000"/>
-              <w:top w:val="none" w:sz="0" w:space="0" w:color="000000"/>
-              <w:left w:val="none" w:sz="0" w:space="0" w:color="000000"/>
-              <w:right w:val="none" w:sz="0" w:space="0" w:color="000000"/>
-            </w:tcBorders>
-            <w:shd w:val="clear" w:color="auto" w:fill="FFFFFF"/>
-            <w:tcMar>
-              <w:top w:w="0" w:type="dxa"/>
-              <w:bottom w:w="0" w:type="dxa"/>
-              <w:left w:w="0" w:type="dxa"/>
-              <w:right w:w="0" w:type="dxa"/>
-            </w:tcMar>
-            <w:vAlign w:val="top"/>
-          </w:tcPr>
-          <w:p>
-            <w:pPr>
-              <w:pStyle w:val="Normal"/>
-              <w:jc w:val="center"/>
-              <w:pBdr>
-                <w:bottom w:val="none" w:sz="0" w:space="0" w:color="000000"/>
-                <w:top w:val="none" w:sz="0" w:space="0" w:color="000000"/>
-                <w:left w:val="none" w:sz="0" w:space="0" w:color="000000"/>
-                <w:right w:val="none" w:sz="0" w:space="0" w:color="000000"/>
-              </w:pBdr>
-              <w:spacing w:after="100" w:before="100" w:line="240"/>
-              <w:ind w:left="100" w:right="100" w:firstLine="0" w:firstLineChars="0"/>
-              <w:rPr>
-                <w:rFonts w:ascii="Helvetica" w:hAnsi="Helvetica" w:eastAsia="Helvetica" w:cs="Helvetica"/>
-                <w:i w:val="false"/>
-                <w:b w:val="false"/>
-                <w:u w:val="none"/>
-                <w:sz w:val="22"/>
-                <w:szCs w:val="22"/>
-                <w:color w:val="000000"/>
-              </w:rPr>
-            </w:pPr>
-            <w:r>
-              <w:rPr>
-                <w:rFonts w:ascii="Helvetica" w:hAnsi="Helvetica" w:eastAsia="Helvetica" w:cs="Helvetica"/>
-                <w:i w:val="false"/>
-                <w:b w:val="false"/>
-                <w:u w:val="none"/>
-                <w:sz w:val="22"/>
-                <w:szCs w:val="22"/>
-                <w:color w:val="000000"/>
-              </w:rPr>
-              <w:t xml:space="preserve">-0.28, -0.03</w:t>
-            </w:r>
-          </w:p>
-        </w:tc>
-        <w:tc>
-          <w:tcPr>
-            <w:tcBorders>
-              <w:bottom w:val="single" w:sz="8" w:space="0" w:color="000000"/>
-              <w:top w:val="none" w:sz="0" w:space="0" w:color="000000"/>
-              <w:left w:val="none" w:sz="0" w:space="0" w:color="000000"/>
-              <w:right w:val="none" w:sz="0" w:space="0" w:color="000000"/>
-            </w:tcBorders>
-            <w:shd w:val="clear" w:color="auto" w:fill="FFFFFF"/>
-            <w:tcMar>
-              <w:top w:w="0" w:type="dxa"/>
-              <w:bottom w:w="0" w:type="dxa"/>
-              <w:left w:w="0" w:type="dxa"/>
-              <w:right w:w="0" w:type="dxa"/>
-            </w:tcMar>
-            <w:vAlign w:val="top"/>
-          </w:tcPr>
-          <w:p>
-            <w:pPr>
-              <w:pStyle w:val="Normal"/>
-              <w:jc w:val="center"/>
-              <w:pBdr>
-                <w:bottom w:val="none" w:sz="0" w:space="0" w:color="000000"/>
-                <w:top w:val="none" w:sz="0" w:space="0" w:color="000000"/>
-                <w:left w:val="none" w:sz="0" w:space="0" w:color="000000"/>
-                <w:right w:val="none" w:sz="0" w:space="0" w:color="000000"/>
-              </w:pBdr>
-              <w:spacing w:after="100" w:before="100" w:line="240"/>
-              <w:ind w:left="100" w:right="100" w:firstLine="0" w:firstLineChars="0"/>
-              <w:rPr>
-                <w:rFonts w:ascii="Helvetica" w:hAnsi="Helvetica" w:eastAsia="Helvetica" w:cs="Helvetica"/>
-                <w:i w:val="false"/>
-                <w:b w:val="false"/>
-                <w:u w:val="none"/>
-                <w:sz w:val="22"/>
-                <w:szCs w:val="22"/>
-                <w:color w:val="000000"/>
-              </w:rPr>
-            </w:pPr>
-            <w:r>
-              <w:rPr>
-                <w:rFonts w:ascii="Helvetica" w:hAnsi="Helvetica" w:eastAsia="Helvetica" w:cs="Helvetica"/>
-                <w:i w:val="false"/>
-                <w:b w:val="false"/>
-                <w:u w:val="none"/>
-                <w:sz w:val="22"/>
-                <w:szCs w:val="22"/>
-                <w:color w:val="000000"/>
-              </w:rPr>
-              <w:t xml:space="preserve">0.019</w:t>
+              <w:t xml:space="preserve">0.093</w:t>
             </w:r>
           </w:p>
         </w:tc>
